--- a/House Notes (Internal)/HN_ Kenwood.docx
+++ b/House Notes (Internal)/HN_ Kenwood.docx
@@ -183,7 +183,7 @@
       <w:pPr>
         <w:numPr>
           <w:ilvl w:val="0"/>
-          <w:numId w:val="13"/>
+          <w:numId w:val="19"/>
         </w:numPr>
         <w:spacing w:after="0" w:afterAutospacing="0" w:before="240" w:lineRule="auto"/>
         <w:ind w:left="720" w:hanging="360"/>
@@ -209,7 +209,34 @@
       <w:pPr>
         <w:numPr>
           <w:ilvl w:val="0"/>
-          <w:numId w:val="13"/>
+          <w:numId w:val="19"/>
+        </w:numPr>
+        <w:spacing w:after="0" w:afterAutospacing="0" w:before="0" w:beforeAutospacing="0" w:lineRule="auto"/>
+        <w:ind w:left="720" w:hanging="360"/>
+        <w:rPr>
+          <w:rFonts w:ascii="Roboto" w:cs="Roboto" w:eastAsia="Roboto" w:hAnsi="Roboto"/>
+          <w:color w:val="ff0000"/>
+          <w:sz w:val="24"/>
+          <w:szCs w:val="24"/>
+          <w:u w:val="none"/>
+        </w:rPr>
+      </w:pPr>
+      <w:r>
+        <w:rPr>
+          <w:rFonts w:ascii="Roboto" w:cs="Roboto" w:eastAsia="Roboto" w:hAnsi="Roboto"/>
+          <w:color w:val="ff0000"/>
+          <w:sz w:val="24"/>
+          <w:szCs w:val="24"/>
+          <w:rtl w:val="0"/>
+        </w:rPr>
+        <w:t xml:space="preserve">Master bedroom sliding door is off track</w:t>
+      </w:r>
+    </w:p>
+    <w:p>
+      <w:pPr>
+        <w:numPr>
+          <w:ilvl w:val="0"/>
+          <w:numId w:val="19"/>
         </w:numPr>
         <w:spacing w:after="240" w:before="0" w:beforeAutospacing="0" w:lineRule="auto"/>
         <w:ind w:left="720" w:hanging="360"/>
@@ -952,7 +979,7 @@
       <w:pPr>
         <w:numPr>
           <w:ilvl w:val="0"/>
-          <w:numId w:val="11"/>
+          <w:numId w:val="16"/>
         </w:numPr>
         <w:shd w:fill="ffffff" w:val="clear"/>
         <w:spacing w:after="0" w:afterAutospacing="0" w:before="240" w:lineRule="auto"/>
@@ -978,7 +1005,7 @@
       <w:pPr>
         <w:numPr>
           <w:ilvl w:val="1"/>
-          <w:numId w:val="11"/>
+          <w:numId w:val="16"/>
         </w:numPr>
         <w:shd w:fill="ffffff" w:val="clear"/>
         <w:spacing w:after="0" w:afterAutospacing="0" w:before="0" w:beforeAutospacing="0" w:lineRule="auto"/>
@@ -1013,7 +1040,7 @@
       <w:pPr>
         <w:numPr>
           <w:ilvl w:val="1"/>
-          <w:numId w:val="11"/>
+          <w:numId w:val="16"/>
         </w:numPr>
         <w:shd w:fill="ffffff" w:val="clear"/>
         <w:spacing w:after="0" w:afterAutospacing="0" w:before="0" w:beforeAutospacing="0" w:lineRule="auto"/>
@@ -1039,7 +1066,7 @@
       <w:pPr>
         <w:numPr>
           <w:ilvl w:val="2"/>
-          <w:numId w:val="11"/>
+          <w:numId w:val="16"/>
         </w:numPr>
         <w:shd w:fill="ffffff" w:val="clear"/>
         <w:spacing w:after="0" w:afterAutospacing="0" w:before="0" w:beforeAutospacing="0" w:lineRule="auto"/>
@@ -1069,7 +1096,7 @@
       <w:pPr>
         <w:numPr>
           <w:ilvl w:val="0"/>
-          <w:numId w:val="11"/>
+          <w:numId w:val="16"/>
         </w:numPr>
         <w:shd w:fill="ffffff" w:val="clear"/>
         <w:spacing w:after="0" w:afterAutospacing="0" w:before="0" w:beforeAutospacing="0" w:lineRule="auto"/>
@@ -1095,7 +1122,7 @@
       <w:pPr>
         <w:numPr>
           <w:ilvl w:val="1"/>
-          <w:numId w:val="11"/>
+          <w:numId w:val="16"/>
         </w:numPr>
         <w:shd w:fill="ffffff" w:val="clear"/>
         <w:spacing w:after="0" w:afterAutospacing="0" w:before="0" w:beforeAutospacing="0" w:lineRule="auto"/>
@@ -1120,7 +1147,7 @@
       <w:pPr>
         <w:numPr>
           <w:ilvl w:val="0"/>
-          <w:numId w:val="11"/>
+          <w:numId w:val="16"/>
         </w:numPr>
         <w:shd w:fill="ffffff" w:val="clear"/>
         <w:spacing w:after="240" w:before="0" w:beforeAutospacing="0" w:lineRule="auto"/>
@@ -1186,7 +1213,7 @@
       <w:pPr>
         <w:numPr>
           <w:ilvl w:val="0"/>
-          <w:numId w:val="9"/>
+          <w:numId w:val="14"/>
         </w:numPr>
         <w:shd w:fill="ffffff" w:val="clear"/>
         <w:spacing w:after="0" w:afterAutospacing="0" w:before="240" w:lineRule="auto"/>
@@ -1221,7 +1248,7 @@
       <w:pPr>
         <w:numPr>
           <w:ilvl w:val="0"/>
-          <w:numId w:val="9"/>
+          <w:numId w:val="14"/>
         </w:numPr>
         <w:shd w:fill="ffffff" w:val="clear"/>
         <w:spacing w:after="0" w:afterAutospacing="0" w:before="0" w:beforeAutospacing="0" w:lineRule="auto"/>
@@ -1256,7 +1283,7 @@
       <w:pPr>
         <w:numPr>
           <w:ilvl w:val="0"/>
-          <w:numId w:val="9"/>
+          <w:numId w:val="14"/>
         </w:numPr>
         <w:shd w:fill="ffffff" w:val="clear"/>
         <w:spacing w:after="0" w:afterAutospacing="0" w:before="0" w:beforeAutospacing="0" w:lineRule="auto"/>
@@ -1282,7 +1309,7 @@
       <w:pPr>
         <w:numPr>
           <w:ilvl w:val="1"/>
-          <w:numId w:val="9"/>
+          <w:numId w:val="14"/>
         </w:numPr>
         <w:shd w:fill="ffffff" w:val="clear"/>
         <w:spacing w:after="0" w:afterAutospacing="0" w:before="0" w:beforeAutospacing="0" w:lineRule="auto"/>
@@ -1313,7 +1340,7 @@
       <w:pPr>
         <w:numPr>
           <w:ilvl w:val="1"/>
-          <w:numId w:val="9"/>
+          <w:numId w:val="14"/>
         </w:numPr>
         <w:shd w:fill="ffffff" w:val="clear"/>
         <w:spacing w:after="0" w:afterAutospacing="0" w:before="0" w:beforeAutospacing="0" w:lineRule="auto"/>
@@ -1364,7 +1391,7 @@
       <w:pPr>
         <w:numPr>
           <w:ilvl w:val="1"/>
-          <w:numId w:val="9"/>
+          <w:numId w:val="14"/>
         </w:numPr>
         <w:shd w:fill="ffffff" w:val="clear"/>
         <w:spacing w:after="240" w:before="0" w:beforeAutospacing="0" w:lineRule="auto"/>
@@ -1464,7 +1491,7 @@
       <w:pPr>
         <w:numPr>
           <w:ilvl w:val="0"/>
-          <w:numId w:val="12"/>
+          <w:numId w:val="17"/>
         </w:numPr>
         <w:shd w:fill="ffffff" w:val="clear"/>
         <w:spacing w:after="0" w:afterAutospacing="0" w:before="240" w:lineRule="auto"/>
@@ -1487,7 +1514,7 @@
       <w:pPr>
         <w:numPr>
           <w:ilvl w:val="0"/>
-          <w:numId w:val="12"/>
+          <w:numId w:val="17"/>
         </w:numPr>
         <w:shd w:fill="ffffff" w:val="clear"/>
         <w:spacing w:after="240" w:before="0" w:beforeAutospacing="0" w:lineRule="auto"/>
@@ -1576,7 +1603,7 @@
       <w:pPr>
         <w:numPr>
           <w:ilvl w:val="0"/>
-          <w:numId w:val="7"/>
+          <w:numId w:val="11"/>
         </w:numPr>
         <w:ind w:left="720" w:hanging="360"/>
         <w:rPr>
@@ -1618,7 +1645,7 @@
       <w:pPr>
         <w:numPr>
           <w:ilvl w:val="0"/>
-          <w:numId w:val="8"/>
+          <w:numId w:val="13"/>
         </w:numPr>
         <w:pBdr>
           <w:top w:color="e3e3e3" w:space="0" w:sz="0" w:val="none"/>
@@ -1656,7 +1683,7 @@
       <w:pPr>
         <w:numPr>
           <w:ilvl w:val="0"/>
-          <w:numId w:val="8"/>
+          <w:numId w:val="13"/>
         </w:numPr>
         <w:pBdr>
           <w:top w:color="e3e3e3" w:space="0" w:sz="0" w:val="none"/>
@@ -1689,7 +1716,7 @@
       <w:pPr>
         <w:numPr>
           <w:ilvl w:val="0"/>
-          <w:numId w:val="8"/>
+          <w:numId w:val="13"/>
         </w:numPr>
         <w:pBdr>
           <w:top w:color="e3e3e3" w:space="0" w:sz="0" w:val="none"/>
@@ -1757,7 +1784,7 @@
       <w:pPr>
         <w:numPr>
           <w:ilvl w:val="0"/>
-          <w:numId w:val="5"/>
+          <w:numId w:val="8"/>
         </w:numPr>
         <w:ind w:left="720" w:hanging="360"/>
         <w:rPr>
@@ -1804,7 +1831,7 @@
       <w:pPr>
         <w:numPr>
           <w:ilvl w:val="0"/>
-          <w:numId w:val="4"/>
+          <w:numId w:val="7"/>
         </w:numPr>
         <w:ind w:left="720" w:hanging="360"/>
         <w:rPr>
@@ -1933,7 +1960,7 @@
       <w:pPr>
         <w:numPr>
           <w:ilvl w:val="0"/>
-          <w:numId w:val="8"/>
+          <w:numId w:val="13"/>
         </w:numPr>
         <w:pBdr>
           <w:top w:color="e3e3e3" w:space="0" w:sz="0" w:val="none"/>
@@ -1975,7 +2002,7 @@
       <w:pPr>
         <w:numPr>
           <w:ilvl w:val="0"/>
-          <w:numId w:val="8"/>
+          <w:numId w:val="13"/>
         </w:numPr>
         <w:pBdr>
           <w:top w:color="e3e3e3" w:space="0" w:sz="0" w:val="none"/>
@@ -2023,7 +2050,7 @@
       <w:pPr>
         <w:numPr>
           <w:ilvl w:val="0"/>
-          <w:numId w:val="8"/>
+          <w:numId w:val="13"/>
         </w:numPr>
         <w:pBdr>
           <w:top w:color="e3e3e3" w:space="0" w:sz="0" w:val="none"/>
@@ -2071,7 +2098,7 @@
       <w:pPr>
         <w:numPr>
           <w:ilvl w:val="0"/>
-          <w:numId w:val="8"/>
+          <w:numId w:val="13"/>
         </w:numPr>
         <w:pBdr>
           <w:top w:color="e3e3e3" w:space="0" w:sz="0" w:val="none"/>
@@ -2114,7 +2141,7 @@
       <w:pPr>
         <w:numPr>
           <w:ilvl w:val="0"/>
-          <w:numId w:val="8"/>
+          <w:numId w:val="13"/>
         </w:numPr>
         <w:pBdr>
           <w:top w:color="e3e3e3" w:space="0" w:sz="0" w:val="none"/>
@@ -2157,7 +2184,7 @@
       <w:pPr>
         <w:numPr>
           <w:ilvl w:val="0"/>
-          <w:numId w:val="8"/>
+          <w:numId w:val="13"/>
         </w:numPr>
         <w:pBdr>
           <w:top w:color="e3e3e3" w:space="0" w:sz="0" w:val="none"/>
@@ -2251,7 +2278,7 @@
       <w:pPr>
         <w:numPr>
           <w:ilvl w:val="0"/>
-          <w:numId w:val="14"/>
+          <w:numId w:val="20"/>
         </w:numPr>
         <w:ind w:left="720" w:hanging="360"/>
         <w:rPr/>
@@ -2345,7 +2372,7 @@
       <w:pPr>
         <w:numPr>
           <w:ilvl w:val="1"/>
-          <w:numId w:val="12"/>
+          <w:numId w:val="17"/>
         </w:numPr>
         <w:shd w:fill="ffffff" w:val="clear"/>
         <w:spacing w:after="0" w:afterAutospacing="0" w:before="240" w:lineRule="auto"/>
@@ -2380,7 +2407,7 @@
       <w:pPr>
         <w:numPr>
           <w:ilvl w:val="1"/>
-          <w:numId w:val="12"/>
+          <w:numId w:val="17"/>
         </w:numPr>
         <w:shd w:fill="ffffff" w:val="clear"/>
         <w:spacing w:after="0" w:afterAutospacing="0" w:before="0" w:beforeAutospacing="0" w:lineRule="auto"/>
@@ -2415,7 +2442,7 @@
       <w:pPr>
         <w:numPr>
           <w:ilvl w:val="1"/>
-          <w:numId w:val="12"/>
+          <w:numId w:val="17"/>
         </w:numPr>
         <w:shd w:fill="ffffff" w:val="clear"/>
         <w:spacing w:after="240" w:before="0" w:beforeAutospacing="0" w:lineRule="auto"/>
@@ -2589,7 +2616,7 @@
       <w:pPr>
         <w:numPr>
           <w:ilvl w:val="0"/>
-          <w:numId w:val="10"/>
+          <w:numId w:val="15"/>
         </w:numPr>
         <w:shd w:fill="ffffff" w:val="clear"/>
         <w:spacing w:after="0" w:afterAutospacing="0" w:before="240" w:lineRule="auto"/>
@@ -2618,6 +2645,898 @@
           <w:rtl w:val="0"/>
         </w:rPr>
         <w:t xml:space="preserve">XX </w:t>
+      </w:r>
+    </w:p>
+    <w:p>
+      <w:pPr>
+        <w:numPr>
+          <w:ilvl w:val="0"/>
+          <w:numId w:val="15"/>
+        </w:numPr>
+        <w:shd w:fill="ffffff" w:val="clear"/>
+        <w:spacing w:after="0" w:afterAutospacing="0" w:before="0" w:beforeAutospacing="0" w:lineRule="auto"/>
+        <w:ind w:left="720" w:hanging="360"/>
+        <w:rPr>
+          <w:rFonts w:ascii="Roboto" w:cs="Roboto" w:eastAsia="Roboto" w:hAnsi="Roboto"/>
+          <w:sz w:val="24"/>
+          <w:szCs w:val="24"/>
+        </w:rPr>
+      </w:pPr>
+      <w:r>
+        <w:rPr>
+          <w:rFonts w:ascii="Roboto" w:cs="Roboto" w:eastAsia="Roboto" w:hAnsi="Roboto"/>
+          <w:b w:val="1"/>
+          <w:sz w:val="24"/>
+          <w:szCs w:val="24"/>
+          <w:rtl w:val="0"/>
+        </w:rPr>
+        <w:t xml:space="preserve">Scheduling:</w:t>
+      </w:r>
+      <w:r>
+        <w:rPr>
+          <w:rFonts w:ascii="Roboto" w:cs="Roboto" w:eastAsia="Roboto" w:hAnsi="Roboto"/>
+          <w:sz w:val="24"/>
+          <w:szCs w:val="24"/>
+          <w:rtl w:val="0"/>
+        </w:rPr>
+        <w:t xml:space="preserve"> XX</w:t>
+      </w:r>
+    </w:p>
+    <w:p>
+      <w:pPr>
+        <w:numPr>
+          <w:ilvl w:val="0"/>
+          <w:numId w:val="15"/>
+        </w:numPr>
+        <w:shd w:fill="ffffff" w:val="clear"/>
+        <w:spacing w:after="240" w:before="0" w:beforeAutospacing="0" w:lineRule="auto"/>
+        <w:ind w:left="720" w:hanging="360"/>
+        <w:rPr>
+          <w:rFonts w:ascii="Roboto" w:cs="Roboto" w:eastAsia="Roboto" w:hAnsi="Roboto"/>
+          <w:sz w:val="24"/>
+          <w:szCs w:val="24"/>
+        </w:rPr>
+      </w:pPr>
+      <w:r>
+        <w:rPr>
+          <w:rFonts w:ascii="Roboto" w:cs="Roboto" w:eastAsia="Roboto" w:hAnsi="Roboto"/>
+          <w:b w:val="1"/>
+          <w:sz w:val="24"/>
+          <w:szCs w:val="24"/>
+          <w:rtl w:val="0"/>
+        </w:rPr>
+        <w:t xml:space="preserve">Extra Jobs:</w:t>
+      </w:r>
+      <w:r>
+        <w:rPr>
+          <w:rFonts w:ascii="Roboto" w:cs="Roboto" w:eastAsia="Roboto" w:hAnsi="Roboto"/>
+          <w:sz w:val="24"/>
+          <w:szCs w:val="24"/>
+          <w:rtl w:val="0"/>
+        </w:rPr>
+        <w:t xml:space="preserve"> XX</w:t>
+      </w:r>
+    </w:p>
+    <w:p>
+      <w:pPr>
+        <w:shd w:fill="ffffff" w:val="clear"/>
+        <w:spacing w:after="240" w:before="240" w:lineRule="auto"/>
+        <w:ind w:left="0" w:firstLine="0"/>
+        <w:rPr>
+          <w:rFonts w:ascii="Roboto" w:cs="Roboto" w:eastAsia="Roboto" w:hAnsi="Roboto"/>
+          <w:b w:val="1"/>
+          <w:sz w:val="24"/>
+          <w:szCs w:val="24"/>
+        </w:rPr>
+      </w:pPr>
+      <w:r>
+        <w:rPr>
+          <w:rtl w:val="0"/>
+        </w:rPr>
+      </w:r>
+    </w:p>
+    <w:p>
+      <w:pPr>
+        <w:pStyle w:val="Heading1"/>
+        <w:shd w:fill="ffffff" w:val="clear"/>
+        <w:spacing w:after="240" w:before="240" w:lineRule="auto"/>
+        <w:rPr/>
+      </w:pPr>
+      <w:bookmarkStart w:colFirst="0" w:colLast="0" w:name="_83ahqlwuoy7v" w:id="22"/>
+      <w:bookmarkEnd w:id="22"/>
+      <w:r>
+        <w:rPr>
+          <w:rtl w:val="0"/>
+        </w:rPr>
+        <w:t xml:space="preserve">Handyman / Maintenance: </w:t>
+      </w:r>
+    </w:p>
+    <w:p>
+      <w:pPr>
+        <w:numPr>
+          <w:ilvl w:val="0"/>
+          <w:numId w:val="9"/>
+        </w:numPr>
+        <w:shd w:fill="ffffff" w:val="clear"/>
+        <w:spacing w:after="0" w:afterAutospacing="0" w:before="240" w:lineRule="auto"/>
+        <w:ind w:left="720" w:hanging="360"/>
+        <w:rPr>
+          <w:rFonts w:ascii="Roboto" w:cs="Roboto" w:eastAsia="Roboto" w:hAnsi="Roboto"/>
+          <w:b w:val="1"/>
+          <w:sz w:val="24"/>
+          <w:szCs w:val="24"/>
+        </w:rPr>
+      </w:pPr>
+      <w:r>
+        <w:rPr>
+          <w:rFonts w:ascii="Roboto" w:cs="Roboto" w:eastAsia="Roboto" w:hAnsi="Roboto"/>
+          <w:b w:val="1"/>
+          <w:sz w:val="24"/>
+          <w:szCs w:val="24"/>
+          <w:rtl w:val="0"/>
+        </w:rPr>
+        <w:t xml:space="preserve">XX</w:t>
+      </w:r>
+      <w:r>
+        <w:rPr>
+          <w:rtl w:val="0"/>
+        </w:rPr>
+      </w:r>
+    </w:p>
+    <w:p>
+      <w:pPr>
+        <w:numPr>
+          <w:ilvl w:val="1"/>
+          <w:numId w:val="9"/>
+        </w:numPr>
+        <w:shd w:fill="ffffff" w:val="clear"/>
+        <w:spacing w:after="0" w:afterAutospacing="0" w:before="0" w:beforeAutospacing="0" w:lineRule="auto"/>
+        <w:ind w:left="1440" w:hanging="360"/>
+        <w:rPr>
+          <w:rFonts w:ascii="Roboto" w:cs="Roboto" w:eastAsia="Roboto" w:hAnsi="Roboto"/>
+          <w:sz w:val="24"/>
+          <w:szCs w:val="24"/>
+        </w:rPr>
+      </w:pPr>
+      <w:r>
+        <w:rPr>
+          <w:rFonts w:ascii="Roboto" w:cs="Roboto" w:eastAsia="Roboto" w:hAnsi="Roboto"/>
+          <w:sz w:val="24"/>
+          <w:szCs w:val="24"/>
+          <w:rtl w:val="0"/>
+        </w:rPr>
+        <w:t xml:space="preserve">XX</w:t>
+      </w:r>
+    </w:p>
+    <w:p>
+      <w:pPr>
+        <w:numPr>
+          <w:ilvl w:val="0"/>
+          <w:numId w:val="9"/>
+        </w:numPr>
+        <w:shd w:fill="ffffff" w:val="clear"/>
+        <w:spacing w:after="0" w:afterAutospacing="0" w:before="0" w:beforeAutospacing="0" w:lineRule="auto"/>
+        <w:ind w:left="720" w:hanging="360"/>
+        <w:rPr>
+          <w:rFonts w:ascii="Roboto" w:cs="Roboto" w:eastAsia="Roboto" w:hAnsi="Roboto"/>
+          <w:b w:val="1"/>
+          <w:sz w:val="24"/>
+          <w:szCs w:val="24"/>
+        </w:rPr>
+      </w:pPr>
+      <w:r>
+        <w:rPr>
+          <w:rFonts w:ascii="Roboto" w:cs="Roboto" w:eastAsia="Roboto" w:hAnsi="Roboto"/>
+          <w:b w:val="1"/>
+          <w:sz w:val="24"/>
+          <w:szCs w:val="24"/>
+          <w:rtl w:val="0"/>
+        </w:rPr>
+        <w:t xml:space="preserve">Landscaping:</w:t>
+      </w:r>
+    </w:p>
+    <w:p>
+      <w:pPr>
+        <w:numPr>
+          <w:ilvl w:val="1"/>
+          <w:numId w:val="9"/>
+        </w:numPr>
+        <w:shd w:fill="ffffff" w:val="clear"/>
+        <w:spacing w:after="0" w:afterAutospacing="0" w:before="0" w:beforeAutospacing="0" w:lineRule="auto"/>
+        <w:ind w:left="1440" w:hanging="360"/>
+        <w:rPr>
+          <w:rFonts w:ascii="Roboto" w:cs="Roboto" w:eastAsia="Roboto" w:hAnsi="Roboto"/>
+          <w:sz w:val="24"/>
+          <w:szCs w:val="24"/>
+          <w:u w:val="none"/>
+        </w:rPr>
+      </w:pPr>
+      <w:r>
+        <w:rPr>
+          <w:rFonts w:ascii="Roboto" w:cs="Roboto" w:eastAsia="Roboto" w:hAnsi="Roboto"/>
+          <w:sz w:val="24"/>
+          <w:szCs w:val="24"/>
+          <w:rtl w:val="0"/>
+        </w:rPr>
+        <w:t xml:space="preserve">XX</w:t>
+      </w:r>
+    </w:p>
+    <w:p>
+      <w:pPr>
+        <w:numPr>
+          <w:ilvl w:val="0"/>
+          <w:numId w:val="9"/>
+        </w:numPr>
+        <w:shd w:fill="ffffff" w:val="clear"/>
+        <w:spacing w:after="0" w:afterAutospacing="0" w:before="0" w:beforeAutospacing="0" w:lineRule="auto"/>
+        <w:ind w:left="720" w:hanging="360"/>
+        <w:rPr>
+          <w:rFonts w:ascii="Roboto" w:cs="Roboto" w:eastAsia="Roboto" w:hAnsi="Roboto"/>
+          <w:b w:val="1"/>
+          <w:sz w:val="24"/>
+          <w:szCs w:val="24"/>
+        </w:rPr>
+      </w:pPr>
+      <w:r>
+        <w:rPr>
+          <w:rFonts w:ascii="Roboto" w:cs="Roboto" w:eastAsia="Roboto" w:hAnsi="Roboto"/>
+          <w:b w:val="1"/>
+          <w:sz w:val="24"/>
+          <w:szCs w:val="24"/>
+          <w:rtl w:val="0"/>
+        </w:rPr>
+        <w:t xml:space="preserve">Pest Control</w:t>
+      </w:r>
+    </w:p>
+    <w:p>
+      <w:pPr>
+        <w:numPr>
+          <w:ilvl w:val="1"/>
+          <w:numId w:val="9"/>
+        </w:numPr>
+        <w:shd w:fill="ffffff" w:val="clear"/>
+        <w:spacing w:after="0" w:afterAutospacing="0" w:before="0" w:beforeAutospacing="0" w:lineRule="auto"/>
+        <w:ind w:left="1440" w:hanging="360"/>
+        <w:rPr>
+          <w:rFonts w:ascii="Roboto" w:cs="Roboto" w:eastAsia="Roboto" w:hAnsi="Roboto"/>
+          <w:sz w:val="24"/>
+          <w:szCs w:val="24"/>
+          <w:u w:val="none"/>
+        </w:rPr>
+      </w:pPr>
+      <w:r>
+        <w:rPr>
+          <w:rFonts w:ascii="Roboto" w:cs="Roboto" w:eastAsia="Roboto" w:hAnsi="Roboto"/>
+          <w:sz w:val="24"/>
+          <w:szCs w:val="24"/>
+          <w:rtl w:val="0"/>
+        </w:rPr>
+        <w:t xml:space="preserve">XX</w:t>
+      </w:r>
+    </w:p>
+    <w:p>
+      <w:pPr>
+        <w:numPr>
+          <w:ilvl w:val="0"/>
+          <w:numId w:val="9"/>
+        </w:numPr>
+        <w:shd w:fill="ffffff" w:val="clear"/>
+        <w:spacing w:after="0" w:afterAutospacing="0" w:before="0" w:beforeAutospacing="0" w:lineRule="auto"/>
+        <w:ind w:left="720" w:hanging="360"/>
+        <w:rPr>
+          <w:rFonts w:ascii="Roboto" w:cs="Roboto" w:eastAsia="Roboto" w:hAnsi="Roboto"/>
+          <w:b w:val="1"/>
+          <w:sz w:val="24"/>
+          <w:szCs w:val="24"/>
+        </w:rPr>
+      </w:pPr>
+      <w:r>
+        <w:rPr>
+          <w:rFonts w:ascii="Roboto" w:cs="Roboto" w:eastAsia="Roboto" w:hAnsi="Roboto"/>
+          <w:b w:val="1"/>
+          <w:sz w:val="24"/>
+          <w:szCs w:val="24"/>
+          <w:rtl w:val="0"/>
+        </w:rPr>
+        <w:t xml:space="preserve">HVAC</w:t>
+      </w:r>
+    </w:p>
+    <w:p>
+      <w:pPr>
+        <w:numPr>
+          <w:ilvl w:val="1"/>
+          <w:numId w:val="9"/>
+        </w:numPr>
+        <w:shd w:fill="ffffff" w:val="clear"/>
+        <w:spacing w:after="0" w:afterAutospacing="0" w:before="0" w:beforeAutospacing="0" w:lineRule="auto"/>
+        <w:ind w:left="1440" w:hanging="360"/>
+        <w:rPr>
+          <w:rFonts w:ascii="Roboto" w:cs="Roboto" w:eastAsia="Roboto" w:hAnsi="Roboto"/>
+          <w:sz w:val="24"/>
+          <w:szCs w:val="24"/>
+          <w:u w:val="none"/>
+        </w:rPr>
+      </w:pPr>
+      <w:r>
+        <w:rPr>
+          <w:rFonts w:ascii="Roboto" w:cs="Roboto" w:eastAsia="Roboto" w:hAnsi="Roboto"/>
+          <w:sz w:val="24"/>
+          <w:szCs w:val="24"/>
+          <w:rtl w:val="0"/>
+        </w:rPr>
+        <w:t xml:space="preserve">XX</w:t>
+      </w:r>
+    </w:p>
+    <w:p>
+      <w:pPr>
+        <w:numPr>
+          <w:ilvl w:val="0"/>
+          <w:numId w:val="9"/>
+        </w:numPr>
+        <w:shd w:fill="ffffff" w:val="clear"/>
+        <w:spacing w:after="0" w:afterAutospacing="0" w:before="0" w:beforeAutospacing="0" w:lineRule="auto"/>
+        <w:ind w:left="720" w:hanging="360"/>
+        <w:rPr>
+          <w:rFonts w:ascii="Roboto" w:cs="Roboto" w:eastAsia="Roboto" w:hAnsi="Roboto"/>
+          <w:b w:val="1"/>
+          <w:sz w:val="24"/>
+          <w:szCs w:val="24"/>
+        </w:rPr>
+      </w:pPr>
+      <w:r>
+        <w:rPr>
+          <w:rFonts w:ascii="Roboto" w:cs="Roboto" w:eastAsia="Roboto" w:hAnsi="Roboto"/>
+          <w:b w:val="1"/>
+          <w:sz w:val="24"/>
+          <w:szCs w:val="24"/>
+          <w:rtl w:val="0"/>
+        </w:rPr>
+        <w:t xml:space="preserve">Plumbing</w:t>
+      </w:r>
+    </w:p>
+    <w:p>
+      <w:pPr>
+        <w:numPr>
+          <w:ilvl w:val="1"/>
+          <w:numId w:val="9"/>
+        </w:numPr>
+        <w:shd w:fill="ffffff" w:val="clear"/>
+        <w:spacing w:after="240" w:before="0" w:beforeAutospacing="0" w:lineRule="auto"/>
+        <w:ind w:left="1440" w:hanging="360"/>
+        <w:rPr>
+          <w:rFonts w:ascii="Roboto" w:cs="Roboto" w:eastAsia="Roboto" w:hAnsi="Roboto"/>
+          <w:sz w:val="24"/>
+          <w:szCs w:val="24"/>
+          <w:u w:val="none"/>
+        </w:rPr>
+      </w:pPr>
+      <w:r>
+        <w:rPr>
+          <w:rFonts w:ascii="Roboto" w:cs="Roboto" w:eastAsia="Roboto" w:hAnsi="Roboto"/>
+          <w:sz w:val="24"/>
+          <w:szCs w:val="24"/>
+          <w:rtl w:val="0"/>
+        </w:rPr>
+        <w:t xml:space="preserve">XX</w:t>
+      </w:r>
+    </w:p>
+    <w:p>
+      <w:pPr>
+        <w:shd w:fill="ffffff" w:val="clear"/>
+        <w:rPr>
+          <w:rFonts w:ascii="Roboto" w:cs="Roboto" w:eastAsia="Roboto" w:hAnsi="Roboto"/>
+          <w:b w:val="1"/>
+          <w:color w:val="7b848a"/>
+          <w:sz w:val="17"/>
+          <w:szCs w:val="17"/>
+        </w:rPr>
+      </w:pPr>
+      <w:r>
+        <w:rPr>
+          <w:rFonts w:ascii="Roboto" w:cs="Roboto" w:eastAsia="Roboto" w:hAnsi="Roboto"/>
+          <w:b w:val="1"/>
+          <w:color w:val="7b848a"/>
+          <w:sz w:val="17"/>
+          <w:szCs w:val="17"/>
+          <w:rtl w:val="0"/>
+        </w:rPr>
+        <w:t xml:space="preserve">Gas – N/A</w:t>
+      </w:r>
+    </w:p>
+    <w:p>
+      <w:pPr>
+        <w:shd w:fill="ffffff" w:val="clear"/>
+        <w:rPr>
+          <w:rFonts w:ascii="Roboto" w:cs="Roboto" w:eastAsia="Roboto" w:hAnsi="Roboto"/>
+          <w:b w:val="1"/>
+          <w:color w:val="7b848a"/>
+          <w:sz w:val="17"/>
+          <w:szCs w:val="17"/>
+        </w:rPr>
+      </w:pPr>
+      <w:r>
+        <w:rPr>
+          <w:rFonts w:ascii="Roboto" w:cs="Roboto" w:eastAsia="Roboto" w:hAnsi="Roboto"/>
+          <w:b w:val="1"/>
+          <w:color w:val="7b848a"/>
+          <w:sz w:val="17"/>
+          <w:szCs w:val="17"/>
+          <w:rtl w:val="0"/>
+        </w:rPr>
+        <w:t xml:space="preserve">Electric </w:t>
+      </w:r>
+    </w:p>
+    <w:p>
+      <w:pPr>
+        <w:numPr>
+          <w:ilvl w:val="0"/>
+          <w:numId w:val="5"/>
+        </w:numPr>
+        <w:shd w:fill="ffffff" w:val="clear"/>
+        <w:spacing w:after="0" w:afterAutospacing="0" w:before="240" w:lineRule="auto"/>
+        <w:ind w:left="720" w:hanging="360"/>
+        <w:rPr>
+          <w:rFonts w:ascii="Roboto" w:cs="Roboto" w:eastAsia="Roboto" w:hAnsi="Roboto"/>
+          <w:b w:val="1"/>
+          <w:color w:val="7b848a"/>
+          <w:sz w:val="17"/>
+          <w:szCs w:val="17"/>
+        </w:rPr>
+      </w:pPr>
+      <w:r>
+        <w:rPr>
+          <w:rFonts w:ascii="Roboto" w:cs="Roboto" w:eastAsia="Roboto" w:hAnsi="Roboto"/>
+          <w:b w:val="1"/>
+          <w:color w:val="7b848a"/>
+          <w:sz w:val="17"/>
+          <w:szCs w:val="17"/>
+          <w:rtl w:val="0"/>
+        </w:rPr>
+        <w:t xml:space="preserve">Provider</w:t>
+        <w:tab/>
+        <w:tab/>
+        <w:t xml:space="preserve">SRP</w:t>
+      </w:r>
+    </w:p>
+    <w:p>
+      <w:pPr>
+        <w:numPr>
+          <w:ilvl w:val="0"/>
+          <w:numId w:val="5"/>
+        </w:numPr>
+        <w:shd w:fill="ffffff" w:val="clear"/>
+        <w:spacing w:after="0" w:afterAutospacing="0" w:before="0" w:beforeAutospacing="0" w:lineRule="auto"/>
+        <w:ind w:left="720" w:hanging="360"/>
+        <w:rPr>
+          <w:rFonts w:ascii="Roboto" w:cs="Roboto" w:eastAsia="Roboto" w:hAnsi="Roboto"/>
+          <w:b w:val="1"/>
+          <w:color w:val="7b848a"/>
+          <w:sz w:val="17"/>
+          <w:szCs w:val="17"/>
+        </w:rPr>
+      </w:pPr>
+      <w:r>
+        <w:rPr>
+          <w:rFonts w:ascii="Roboto" w:cs="Roboto" w:eastAsia="Roboto" w:hAnsi="Roboto"/>
+          <w:b w:val="1"/>
+          <w:color w:val="7b848a"/>
+          <w:sz w:val="17"/>
+          <w:szCs w:val="17"/>
+          <w:rtl w:val="0"/>
+        </w:rPr>
+        <w:t xml:space="preserve">Account </w:t>
+        <w:tab/>
+        <w:tab/>
+        <w:t xml:space="preserve">679-459-004</w:t>
+      </w:r>
+    </w:p>
+    <w:p>
+      <w:pPr>
+        <w:numPr>
+          <w:ilvl w:val="0"/>
+          <w:numId w:val="5"/>
+        </w:numPr>
+        <w:shd w:fill="ffffff" w:val="clear"/>
+        <w:spacing w:after="0" w:afterAutospacing="0" w:before="0" w:beforeAutospacing="0" w:lineRule="auto"/>
+        <w:ind w:left="720" w:hanging="360"/>
+        <w:rPr>
+          <w:rFonts w:ascii="Roboto" w:cs="Roboto" w:eastAsia="Roboto" w:hAnsi="Roboto"/>
+          <w:b w:val="1"/>
+          <w:color w:val="7b848a"/>
+          <w:sz w:val="17"/>
+          <w:szCs w:val="17"/>
+        </w:rPr>
+      </w:pPr>
+      <w:r>
+        <w:rPr>
+          <w:rFonts w:ascii="Roboto" w:cs="Roboto" w:eastAsia="Roboto" w:hAnsi="Roboto"/>
+          <w:b w:val="1"/>
+          <w:color w:val="7b848a"/>
+          <w:sz w:val="17"/>
+          <w:szCs w:val="17"/>
+          <w:rtl w:val="0"/>
+        </w:rPr>
+        <w:t xml:space="preserve">Website </w:t>
+        <w:tab/>
+        <w:tab/>
+        <w:t xml:space="preserve">srpnet.com</w:t>
+      </w:r>
+    </w:p>
+    <w:p>
+      <w:pPr>
+        <w:numPr>
+          <w:ilvl w:val="0"/>
+          <w:numId w:val="5"/>
+        </w:numPr>
+        <w:shd w:fill="ffffff" w:val="clear"/>
+        <w:spacing w:after="240" w:before="0" w:beforeAutospacing="0" w:lineRule="auto"/>
+        <w:ind w:left="720" w:hanging="360"/>
+        <w:rPr>
+          <w:rFonts w:ascii="Roboto" w:cs="Roboto" w:eastAsia="Roboto" w:hAnsi="Roboto"/>
+          <w:b w:val="1"/>
+          <w:color w:val="7b848a"/>
+          <w:sz w:val="17"/>
+          <w:szCs w:val="17"/>
+        </w:rPr>
+      </w:pPr>
+      <w:r>
+        <w:rPr>
+          <w:rFonts w:ascii="Roboto" w:cs="Roboto" w:eastAsia="Roboto" w:hAnsi="Roboto"/>
+          <w:b w:val="1"/>
+          <w:color w:val="7b848a"/>
+          <w:sz w:val="17"/>
+          <w:szCs w:val="17"/>
+          <w:rtl w:val="0"/>
+        </w:rPr>
+        <w:t xml:space="preserve">24/7 Help</w:t>
+        <w:tab/>
+        <w:tab/>
+        <w:t xml:space="preserve">(602) 236-8888 or (800) 258-4777 or email help@srpnet.com</w:t>
+      </w:r>
+    </w:p>
+    <w:p>
+      <w:pPr>
+        <w:shd w:fill="ffffff" w:val="clear"/>
+        <w:rPr>
+          <w:rFonts w:ascii="Roboto" w:cs="Roboto" w:eastAsia="Roboto" w:hAnsi="Roboto"/>
+          <w:b w:val="1"/>
+          <w:color w:val="7b848a"/>
+          <w:sz w:val="17"/>
+          <w:szCs w:val="17"/>
+        </w:rPr>
+      </w:pPr>
+      <w:r>
+        <w:rPr>
+          <w:rFonts w:ascii="Roboto" w:cs="Roboto" w:eastAsia="Roboto" w:hAnsi="Roboto"/>
+          <w:b w:val="1"/>
+          <w:color w:val="7b848a"/>
+          <w:sz w:val="17"/>
+          <w:szCs w:val="17"/>
+          <w:rtl w:val="0"/>
+        </w:rPr>
+        <w:t xml:space="preserve">Water and Trash</w:t>
+      </w:r>
+    </w:p>
+    <w:p>
+      <w:pPr>
+        <w:numPr>
+          <w:ilvl w:val="0"/>
+          <w:numId w:val="18"/>
+        </w:numPr>
+        <w:shd w:fill="ffffff" w:val="clear"/>
+        <w:spacing w:after="0" w:afterAutospacing="0" w:before="240" w:lineRule="auto"/>
+        <w:ind w:left="720" w:hanging="360"/>
+        <w:rPr>
+          <w:rFonts w:ascii="Roboto" w:cs="Roboto" w:eastAsia="Roboto" w:hAnsi="Roboto"/>
+          <w:b w:val="1"/>
+          <w:color w:val="7b848a"/>
+          <w:sz w:val="17"/>
+          <w:szCs w:val="17"/>
+        </w:rPr>
+      </w:pPr>
+      <w:r>
+        <w:rPr>
+          <w:rFonts w:ascii="Roboto" w:cs="Roboto" w:eastAsia="Roboto" w:hAnsi="Roboto"/>
+          <w:b w:val="1"/>
+          <w:color w:val="7b848a"/>
+          <w:sz w:val="17"/>
+          <w:szCs w:val="17"/>
+          <w:rtl w:val="0"/>
+        </w:rPr>
+        <w:t xml:space="preserve">Provider</w:t>
+        <w:tab/>
+        <w:tab/>
+        <w:tab/>
+        <w:tab/>
+        <w:t xml:space="preserve">City of Tempe Water Utilities</w:t>
+      </w:r>
+    </w:p>
+    <w:p>
+      <w:pPr>
+        <w:numPr>
+          <w:ilvl w:val="0"/>
+          <w:numId w:val="18"/>
+        </w:numPr>
+        <w:shd w:fill="ffffff" w:val="clear"/>
+        <w:spacing w:after="0" w:afterAutospacing="0" w:before="0" w:beforeAutospacing="0" w:lineRule="auto"/>
+        <w:ind w:left="720" w:hanging="360"/>
+        <w:rPr>
+          <w:rFonts w:ascii="Roboto" w:cs="Roboto" w:eastAsia="Roboto" w:hAnsi="Roboto"/>
+          <w:b w:val="1"/>
+          <w:color w:val="7b848a"/>
+          <w:sz w:val="17"/>
+          <w:szCs w:val="17"/>
+        </w:rPr>
+      </w:pPr>
+      <w:r>
+        <w:rPr>
+          <w:rFonts w:ascii="Roboto" w:cs="Roboto" w:eastAsia="Roboto" w:hAnsi="Roboto"/>
+          <w:b w:val="1"/>
+          <w:color w:val="7b848a"/>
+          <w:sz w:val="17"/>
+          <w:szCs w:val="17"/>
+          <w:rtl w:val="0"/>
+        </w:rPr>
+        <w:t xml:space="preserve">Account </w:t>
+        <w:tab/>
+        <w:tab/>
+        <w:tab/>
+        <w:tab/>
+        <w:t xml:space="preserve">1693790735</w:t>
+      </w:r>
+    </w:p>
+    <w:p>
+      <w:pPr>
+        <w:numPr>
+          <w:ilvl w:val="0"/>
+          <w:numId w:val="18"/>
+        </w:numPr>
+        <w:shd w:fill="ffffff" w:val="clear"/>
+        <w:spacing w:after="0" w:afterAutospacing="0" w:before="0" w:beforeAutospacing="0" w:lineRule="auto"/>
+        <w:ind w:left="720" w:hanging="360"/>
+        <w:rPr>
+          <w:rFonts w:ascii="Roboto" w:cs="Roboto" w:eastAsia="Roboto" w:hAnsi="Roboto"/>
+          <w:b w:val="1"/>
+          <w:color w:val="7b848a"/>
+          <w:sz w:val="17"/>
+          <w:szCs w:val="17"/>
+        </w:rPr>
+      </w:pPr>
+      <w:r>
+        <w:rPr>
+          <w:rFonts w:ascii="Roboto" w:cs="Roboto" w:eastAsia="Roboto" w:hAnsi="Roboto"/>
+          <w:b w:val="1"/>
+          <w:color w:val="7b848a"/>
+          <w:sz w:val="17"/>
+          <w:szCs w:val="17"/>
+          <w:rtl w:val="0"/>
+        </w:rPr>
+        <w:t xml:space="preserve">Website</w:t>
+        <w:tab/>
+        <w:tab/>
+        <w:tab/>
+        <w:tab/>
+        <w:t xml:space="preserve">www.tempe.gov/waterutil</w:t>
+      </w:r>
+    </w:p>
+    <w:p>
+      <w:pPr>
+        <w:numPr>
+          <w:ilvl w:val="0"/>
+          <w:numId w:val="18"/>
+        </w:numPr>
+        <w:shd w:fill="ffffff" w:val="clear"/>
+        <w:spacing w:after="0" w:afterAutospacing="0" w:before="0" w:beforeAutospacing="0" w:lineRule="auto"/>
+        <w:ind w:left="720" w:hanging="360"/>
+        <w:rPr>
+          <w:rFonts w:ascii="Roboto" w:cs="Roboto" w:eastAsia="Roboto" w:hAnsi="Roboto"/>
+          <w:b w:val="1"/>
+          <w:color w:val="7b848a"/>
+          <w:sz w:val="17"/>
+          <w:szCs w:val="17"/>
+        </w:rPr>
+      </w:pPr>
+      <w:r>
+        <w:rPr>
+          <w:rFonts w:ascii="Roboto" w:cs="Roboto" w:eastAsia="Roboto" w:hAnsi="Roboto"/>
+          <w:b w:val="1"/>
+          <w:color w:val="7b848a"/>
+          <w:sz w:val="17"/>
+          <w:szCs w:val="17"/>
+          <w:rtl w:val="0"/>
+        </w:rPr>
+        <w:t xml:space="preserve">Help</w:t>
+        <w:tab/>
+        <w:tab/>
+        <w:tab/>
+        <w:tab/>
+        <w:tab/>
+        <w:t xml:space="preserve">480-350-8361 or customerservices@tempe.gov</w:t>
+      </w:r>
+    </w:p>
+    <w:p>
+      <w:pPr>
+        <w:numPr>
+          <w:ilvl w:val="0"/>
+          <w:numId w:val="18"/>
+        </w:numPr>
+        <w:shd w:fill="ffffff" w:val="clear"/>
+        <w:spacing w:after="0" w:afterAutospacing="0" w:before="0" w:beforeAutospacing="0" w:lineRule="auto"/>
+        <w:ind w:left="720" w:hanging="360"/>
+        <w:rPr>
+          <w:rFonts w:ascii="Roboto" w:cs="Roboto" w:eastAsia="Roboto" w:hAnsi="Roboto"/>
+          <w:b w:val="1"/>
+          <w:color w:val="7b848a"/>
+          <w:sz w:val="17"/>
+          <w:szCs w:val="17"/>
+        </w:rPr>
+      </w:pPr>
+      <w:r>
+        <w:rPr>
+          <w:rFonts w:ascii="Roboto" w:cs="Roboto" w:eastAsia="Roboto" w:hAnsi="Roboto"/>
+          <w:b w:val="1"/>
+          <w:color w:val="7b848a"/>
+          <w:sz w:val="17"/>
+          <w:szCs w:val="17"/>
+          <w:rtl w:val="0"/>
+        </w:rPr>
+        <w:t xml:space="preserve">Leaks / Main breaks / Emergency </w:t>
+        <w:tab/>
+        <w:t xml:space="preserve">480-350-2837</w:t>
+      </w:r>
+    </w:p>
+    <w:p>
+      <w:pPr>
+        <w:numPr>
+          <w:ilvl w:val="0"/>
+          <w:numId w:val="18"/>
+        </w:numPr>
+        <w:shd w:fill="ffffff" w:val="clear"/>
+        <w:spacing w:after="0" w:afterAutospacing="0" w:before="0" w:beforeAutospacing="0" w:lineRule="auto"/>
+        <w:ind w:left="720" w:hanging="360"/>
+        <w:rPr>
+          <w:rFonts w:ascii="Roboto" w:cs="Roboto" w:eastAsia="Roboto" w:hAnsi="Roboto"/>
+          <w:b w:val="1"/>
+          <w:color w:val="7b848a"/>
+          <w:sz w:val="17"/>
+          <w:szCs w:val="17"/>
+        </w:rPr>
+      </w:pPr>
+      <w:r>
+        <w:rPr>
+          <w:rFonts w:ascii="Roboto" w:cs="Roboto" w:eastAsia="Roboto" w:hAnsi="Roboto"/>
+          <w:b w:val="1"/>
+          <w:color w:val="7b848a"/>
+          <w:sz w:val="17"/>
+          <w:szCs w:val="17"/>
+          <w:rtl w:val="0"/>
+        </w:rPr>
+        <w:t xml:space="preserve">Refuse/recycling collection: </w:t>
+        <w:tab/>
+        <w:tab/>
+        <w:t xml:space="preserve">480-350-4311</w:t>
+      </w:r>
+    </w:p>
+    <w:p>
+      <w:pPr>
+        <w:numPr>
+          <w:ilvl w:val="0"/>
+          <w:numId w:val="4"/>
+        </w:numPr>
+        <w:shd w:fill="ffffff" w:val="clear"/>
+        <w:spacing w:after="0" w:afterAutospacing="0" w:before="0" w:beforeAutospacing="0" w:lineRule="auto"/>
+        <w:ind w:left="720" w:hanging="360"/>
+        <w:rPr>
+          <w:rFonts w:ascii="Roboto" w:cs="Roboto" w:eastAsia="Roboto" w:hAnsi="Roboto"/>
+          <w:b w:val="1"/>
+          <w:color w:val="7b848a"/>
+          <w:sz w:val="17"/>
+          <w:szCs w:val="17"/>
+        </w:rPr>
+      </w:pPr>
+      <w:r>
+        <w:rPr>
+          <w:rFonts w:ascii="Roboto" w:cs="Roboto" w:eastAsia="Roboto" w:hAnsi="Roboto"/>
+          <w:b w:val="1"/>
+          <w:color w:val="7b848a"/>
+          <w:sz w:val="17"/>
+          <w:szCs w:val="17"/>
+          <w:rtl w:val="0"/>
+        </w:rPr>
+        <w:t xml:space="preserve">Trash Days</w:t>
+        <w:tab/>
+        <w:tab/>
+        <w:tab/>
+        <w:tab/>
+        <w:t xml:space="preserve">Tue – Trash  /  Thurs – Recycle</w:t>
+      </w:r>
+    </w:p>
+    <w:p>
+      <w:pPr>
+        <w:numPr>
+          <w:ilvl w:val="1"/>
+          <w:numId w:val="4"/>
+        </w:numPr>
+        <w:shd w:fill="ffffff" w:val="clear"/>
+        <w:spacing w:after="0" w:afterAutospacing="0" w:before="0" w:beforeAutospacing="0" w:lineRule="auto"/>
+        <w:ind w:left="1440" w:hanging="360"/>
+        <w:rPr>
+          <w:rFonts w:ascii="Roboto" w:cs="Roboto" w:eastAsia="Roboto" w:hAnsi="Roboto"/>
+          <w:b w:val="1"/>
+          <w:color w:val="7b848a"/>
+          <w:sz w:val="17"/>
+          <w:szCs w:val="17"/>
+        </w:rPr>
+      </w:pPr>
+      <w:r>
+        <w:rPr>
+          <w:rFonts w:ascii="Roboto" w:cs="Roboto" w:eastAsia="Roboto" w:hAnsi="Roboto"/>
+          <w:b w:val="1"/>
+          <w:color w:val="7b848a"/>
+          <w:sz w:val="17"/>
+          <w:szCs w:val="17"/>
+          <w:rtl w:val="0"/>
+        </w:rPr>
+        <w:t xml:space="preserve">Trash container</w:t>
+        <w:tab/>
+        <w:tab/>
+        <w:tab/>
+        <w:t xml:space="preserve">In Alley behind unit / no special arrangements needed</w:t>
+      </w:r>
+    </w:p>
+    <w:p>
+      <w:pPr>
+        <w:numPr>
+          <w:ilvl w:val="1"/>
+          <w:numId w:val="4"/>
+        </w:numPr>
+        <w:shd w:fill="ffffff" w:val="clear"/>
+        <w:spacing w:after="240" w:before="0" w:beforeAutospacing="0" w:lineRule="auto"/>
+        <w:ind w:left="1440" w:hanging="360"/>
+        <w:rPr>
+          <w:rFonts w:ascii="Roboto" w:cs="Roboto" w:eastAsia="Roboto" w:hAnsi="Roboto"/>
+          <w:b w:val="1"/>
+          <w:color w:val="7b848a"/>
+          <w:sz w:val="17"/>
+          <w:szCs w:val="17"/>
+        </w:rPr>
+      </w:pPr>
+      <w:r>
+        <w:rPr>
+          <w:rFonts w:ascii="Roboto" w:cs="Roboto" w:eastAsia="Roboto" w:hAnsi="Roboto"/>
+          <w:b w:val="1"/>
+          <w:color w:val="7b848a"/>
+          <w:sz w:val="17"/>
+          <w:szCs w:val="17"/>
+          <w:rtl w:val="0"/>
+        </w:rPr>
+        <w:t xml:space="preserve">Recycle container </w:t>
+        <w:tab/>
+        <w:tab/>
+        <w:t xml:space="preserve">In Garage / pick up from street</w:t>
+      </w:r>
+    </w:p>
+    <w:p>
+      <w:pPr>
+        <w:shd w:fill="ffffff" w:val="clear"/>
+        <w:rPr>
+          <w:rFonts w:ascii="Roboto" w:cs="Roboto" w:eastAsia="Roboto" w:hAnsi="Roboto"/>
+          <w:b w:val="1"/>
+          <w:color w:val="7b848a"/>
+          <w:sz w:val="17"/>
+          <w:szCs w:val="17"/>
+        </w:rPr>
+      </w:pPr>
+      <w:r>
+        <w:rPr>
+          <w:rFonts w:ascii="Roboto" w:cs="Roboto" w:eastAsia="Roboto" w:hAnsi="Roboto"/>
+          <w:b w:val="1"/>
+          <w:color w:val="7b848a"/>
+          <w:sz w:val="17"/>
+          <w:szCs w:val="17"/>
+          <w:rtl w:val="0"/>
+        </w:rPr>
+        <w:t xml:space="preserve">Pool Service</w:t>
       </w:r>
     </w:p>
     <w:p>
@@ -2627,32 +3546,29 @@
           <w:numId w:val="10"/>
         </w:numPr>
         <w:shd w:fill="ffffff" w:val="clear"/>
-        <w:spacing w:after="0" w:afterAutospacing="0" w:before="0" w:beforeAutospacing="0" w:lineRule="auto"/>
-        <w:ind w:left="720" w:hanging="360"/>
-        <w:rPr>
-          <w:rFonts w:ascii="Roboto" w:cs="Roboto" w:eastAsia="Roboto" w:hAnsi="Roboto"/>
-          <w:sz w:val="24"/>
-          <w:szCs w:val="24"/>
-        </w:rPr>
-      </w:pPr>
-      <w:r>
-        <w:rPr>
-          <w:rFonts w:ascii="Roboto" w:cs="Roboto" w:eastAsia="Roboto" w:hAnsi="Roboto"/>
-          <w:b w:val="1"/>
-          <w:sz w:val="24"/>
-          <w:szCs w:val="24"/>
-          <w:rtl w:val="0"/>
-        </w:rPr>
-        <w:t xml:space="preserve">Scheduling:</w:t>
-      </w:r>
-      <w:r>
-        <w:rPr>
-          <w:rFonts w:ascii="Roboto" w:cs="Roboto" w:eastAsia="Roboto" w:hAnsi="Roboto"/>
-          <w:sz w:val="24"/>
-          <w:szCs w:val="24"/>
-          <w:rtl w:val="0"/>
-        </w:rPr>
-        <w:t xml:space="preserve"> XX</w:t>
+        <w:spacing w:after="0" w:afterAutospacing="0" w:before="240" w:lineRule="auto"/>
+        <w:ind w:left="720" w:hanging="360"/>
+        <w:rPr>
+          <w:rFonts w:ascii="Roboto" w:cs="Roboto" w:eastAsia="Roboto" w:hAnsi="Roboto"/>
+          <w:b w:val="1"/>
+          <w:color w:val="7b848a"/>
+          <w:sz w:val="17"/>
+          <w:szCs w:val="17"/>
+        </w:rPr>
+      </w:pPr>
+      <w:r>
+        <w:rPr>
+          <w:rFonts w:ascii="Roboto" w:cs="Roboto" w:eastAsia="Roboto" w:hAnsi="Roboto"/>
+          <w:b w:val="1"/>
+          <w:color w:val="7b848a"/>
+          <w:sz w:val="17"/>
+          <w:szCs w:val="17"/>
+          <w:rtl w:val="0"/>
+        </w:rPr>
+        <w:t xml:space="preserve">Provider</w:t>
+        <w:tab/>
+        <w:tab/>
+        <w:t xml:space="preserve">Pool daddy </w:t>
       </w:r>
     </w:p>
     <w:p>
@@ -2662,66 +3578,539 @@
           <w:numId w:val="10"/>
         </w:numPr>
         <w:shd w:fill="ffffff" w:val="clear"/>
+        <w:spacing w:after="0" w:afterAutospacing="0" w:before="0" w:beforeAutospacing="0" w:lineRule="auto"/>
+        <w:ind w:left="720" w:hanging="360"/>
+        <w:rPr>
+          <w:rFonts w:ascii="Roboto" w:cs="Roboto" w:eastAsia="Roboto" w:hAnsi="Roboto"/>
+          <w:b w:val="1"/>
+          <w:color w:val="7b848a"/>
+          <w:sz w:val="17"/>
+          <w:szCs w:val="17"/>
+        </w:rPr>
+      </w:pPr>
+      <w:r>
+        <w:rPr>
+          <w:rFonts w:ascii="Roboto" w:cs="Roboto" w:eastAsia="Roboto" w:hAnsi="Roboto"/>
+          <w:b w:val="1"/>
+          <w:color w:val="7b848a"/>
+          <w:sz w:val="17"/>
+          <w:szCs w:val="17"/>
+          <w:rtl w:val="0"/>
+        </w:rPr>
+        <w:t xml:space="preserve">Website</w:t>
+        <w:tab/>
+        <w:tab/>
+        <w:t xml:space="preserve">https://pooldaddyaz.com/</w:t>
+      </w:r>
+    </w:p>
+    <w:p>
+      <w:pPr>
+        <w:numPr>
+          <w:ilvl w:val="0"/>
+          <w:numId w:val="10"/>
+        </w:numPr>
+        <w:shd w:fill="ffffff" w:val="clear"/>
+        <w:spacing w:after="0" w:afterAutospacing="0" w:before="0" w:beforeAutospacing="0" w:lineRule="auto"/>
+        <w:ind w:left="720" w:hanging="360"/>
+        <w:rPr>
+          <w:rFonts w:ascii="Roboto" w:cs="Roboto" w:eastAsia="Roboto" w:hAnsi="Roboto"/>
+          <w:b w:val="1"/>
+          <w:color w:val="7b848a"/>
+          <w:sz w:val="17"/>
+          <w:szCs w:val="17"/>
+        </w:rPr>
+      </w:pPr>
+      <w:r>
+        <w:rPr>
+          <w:rFonts w:ascii="Roboto" w:cs="Roboto" w:eastAsia="Roboto" w:hAnsi="Roboto"/>
+          <w:b w:val="1"/>
+          <w:color w:val="7b848a"/>
+          <w:sz w:val="17"/>
+          <w:szCs w:val="17"/>
+          <w:rtl w:val="0"/>
+        </w:rPr>
+        <w:t xml:space="preserve">Contact</w:t>
+        <w:tab/>
+        <w:tab/>
+        <w:tab/>
+        <w:t xml:space="preserve">602-380-4584</w:t>
+      </w:r>
+    </w:p>
+    <w:p>
+      <w:pPr>
+        <w:numPr>
+          <w:ilvl w:val="0"/>
+          <w:numId w:val="10"/>
+        </w:numPr>
+        <w:shd w:fill="ffffff" w:val="clear"/>
+        <w:spacing w:after="0" w:afterAutospacing="0" w:before="0" w:beforeAutospacing="0" w:lineRule="auto"/>
+        <w:ind w:left="720" w:hanging="360"/>
+        <w:rPr>
+          <w:rFonts w:ascii="Roboto" w:cs="Roboto" w:eastAsia="Roboto" w:hAnsi="Roboto"/>
+          <w:b w:val="1"/>
+          <w:color w:val="7b848a"/>
+          <w:sz w:val="17"/>
+          <w:szCs w:val="17"/>
+        </w:rPr>
+      </w:pPr>
+      <w:r>
+        <w:rPr>
+          <w:rFonts w:ascii="Roboto" w:cs="Roboto" w:eastAsia="Roboto" w:hAnsi="Roboto"/>
+          <w:b w:val="1"/>
+          <w:color w:val="7b848a"/>
+          <w:sz w:val="17"/>
+          <w:szCs w:val="17"/>
+          <w:rtl w:val="0"/>
+        </w:rPr>
+        <w:t xml:space="preserve">Pool day </w:t>
+        <w:tab/>
+        <w:tab/>
+        <w:t xml:space="preserve">Thursday </w:t>
+      </w:r>
+    </w:p>
+    <w:p>
+      <w:pPr>
+        <w:numPr>
+          <w:ilvl w:val="0"/>
+          <w:numId w:val="10"/>
+        </w:numPr>
+        <w:shd w:fill="ffffff" w:val="clear"/>
         <w:spacing w:after="240" w:before="0" w:beforeAutospacing="0" w:lineRule="auto"/>
         <w:ind w:left="720" w:hanging="360"/>
         <w:rPr>
           <w:rFonts w:ascii="Roboto" w:cs="Roboto" w:eastAsia="Roboto" w:hAnsi="Roboto"/>
-          <w:sz w:val="24"/>
-          <w:szCs w:val="24"/>
-        </w:rPr>
-      </w:pPr>
-      <w:r>
-        <w:rPr>
-          <w:rFonts w:ascii="Roboto" w:cs="Roboto" w:eastAsia="Roboto" w:hAnsi="Roboto"/>
-          <w:b w:val="1"/>
-          <w:sz w:val="24"/>
-          <w:szCs w:val="24"/>
-          <w:rtl w:val="0"/>
-        </w:rPr>
-        <w:t xml:space="preserve">Extra Jobs:</w:t>
-      </w:r>
-      <w:r>
-        <w:rPr>
-          <w:rFonts w:ascii="Roboto" w:cs="Roboto" w:eastAsia="Roboto" w:hAnsi="Roboto"/>
-          <w:sz w:val="24"/>
-          <w:szCs w:val="24"/>
-          <w:rtl w:val="0"/>
-        </w:rPr>
-        <w:t xml:space="preserve"> XX</w:t>
-      </w:r>
-    </w:p>
-    <w:p>
-      <w:pPr>
-        <w:shd w:fill="ffffff" w:val="clear"/>
-        <w:spacing w:after="240" w:before="240" w:lineRule="auto"/>
-        <w:ind w:left="0" w:firstLine="0"/>
-        <w:rPr>
-          <w:rFonts w:ascii="Roboto" w:cs="Roboto" w:eastAsia="Roboto" w:hAnsi="Roboto"/>
-          <w:b w:val="1"/>
-          <w:sz w:val="24"/>
-          <w:szCs w:val="24"/>
-        </w:rPr>
-      </w:pPr>
-      <w:r>
-        <w:rPr>
-          <w:rtl w:val="0"/>
-        </w:rPr>
-      </w:r>
-    </w:p>
-    <w:p>
-      <w:pPr>
-        <w:pStyle w:val="Heading1"/>
-        <w:shd w:fill="ffffff" w:val="clear"/>
-        <w:spacing w:after="240" w:before="240" w:lineRule="auto"/>
-        <w:rPr/>
-      </w:pPr>
-      <w:bookmarkStart w:colFirst="0" w:colLast="0" w:name="_83ahqlwuoy7v" w:id="22"/>
-      <w:bookmarkEnd w:id="22"/>
-      <w:r>
-        <w:rPr>
-          <w:rtl w:val="0"/>
-        </w:rPr>
-        <w:t xml:space="preserve">Handyman / Maintenance: </w:t>
+          <w:b w:val="1"/>
+          <w:color w:val="7b848a"/>
+          <w:sz w:val="17"/>
+          <w:szCs w:val="17"/>
+        </w:rPr>
+      </w:pPr>
+      <w:r>
+        <w:rPr>
+          <w:rFonts w:ascii="Roboto" w:cs="Roboto" w:eastAsia="Roboto" w:hAnsi="Roboto"/>
+          <w:b w:val="1"/>
+          <w:color w:val="7b848a"/>
+          <w:sz w:val="17"/>
+          <w:szCs w:val="17"/>
+          <w:rtl w:val="0"/>
+        </w:rPr>
+        <w:t xml:space="preserve">Technician </w:t>
+        <w:tab/>
+        <w:tab/>
+        <w:t xml:space="preserve">Daniel</w:t>
+      </w:r>
+    </w:p>
+    <w:p>
+      <w:pPr>
+        <w:shd w:fill="ffffff" w:val="clear"/>
+        <w:rPr>
+          <w:rFonts w:ascii="Roboto" w:cs="Roboto" w:eastAsia="Roboto" w:hAnsi="Roboto"/>
+          <w:b w:val="1"/>
+          <w:color w:val="7b848a"/>
+          <w:sz w:val="17"/>
+          <w:szCs w:val="17"/>
+        </w:rPr>
+      </w:pPr>
+      <w:r>
+        <w:rPr>
+          <w:rFonts w:ascii="Roboto" w:cs="Roboto" w:eastAsia="Roboto" w:hAnsi="Roboto"/>
+          <w:b w:val="1"/>
+          <w:color w:val="7b848a"/>
+          <w:sz w:val="17"/>
+          <w:szCs w:val="17"/>
+          <w:rtl w:val="0"/>
+        </w:rPr>
+        <w:t xml:space="preserve">Internet </w:t>
+      </w:r>
+    </w:p>
+    <w:p>
+      <w:pPr>
+        <w:numPr>
+          <w:ilvl w:val="0"/>
+          <w:numId w:val="12"/>
+        </w:numPr>
+        <w:shd w:fill="ffffff" w:val="clear"/>
+        <w:spacing w:after="0" w:afterAutospacing="0" w:before="240" w:lineRule="auto"/>
+        <w:ind w:left="720" w:hanging="360"/>
+        <w:rPr>
+          <w:rFonts w:ascii="Roboto" w:cs="Roboto" w:eastAsia="Roboto" w:hAnsi="Roboto"/>
+          <w:b w:val="1"/>
+          <w:color w:val="7b848a"/>
+          <w:sz w:val="17"/>
+          <w:szCs w:val="17"/>
+        </w:rPr>
+      </w:pPr>
+      <w:r>
+        <w:rPr>
+          <w:rFonts w:ascii="Roboto" w:cs="Roboto" w:eastAsia="Roboto" w:hAnsi="Roboto"/>
+          <w:b w:val="1"/>
+          <w:color w:val="7b848a"/>
+          <w:sz w:val="17"/>
+          <w:szCs w:val="17"/>
+          <w:rtl w:val="0"/>
+        </w:rPr>
+        <w:t xml:space="preserve">Provider</w:t>
+        <w:tab/>
+        <w:tab/>
+        <w:t xml:space="preserve">Cox</w:t>
+      </w:r>
+    </w:p>
+    <w:p>
+      <w:pPr>
+        <w:numPr>
+          <w:ilvl w:val="0"/>
+          <w:numId w:val="12"/>
+        </w:numPr>
+        <w:shd w:fill="ffffff" w:val="clear"/>
+        <w:spacing w:after="0" w:afterAutospacing="0" w:before="0" w:beforeAutospacing="0" w:lineRule="auto"/>
+        <w:ind w:left="720" w:hanging="360"/>
+        <w:rPr>
+          <w:rFonts w:ascii="Roboto" w:cs="Roboto" w:eastAsia="Roboto" w:hAnsi="Roboto"/>
+          <w:b w:val="1"/>
+          <w:color w:val="7b848a"/>
+          <w:sz w:val="17"/>
+          <w:szCs w:val="17"/>
+        </w:rPr>
+      </w:pPr>
+      <w:r>
+        <w:rPr>
+          <w:rFonts w:ascii="Roboto" w:cs="Roboto" w:eastAsia="Roboto" w:hAnsi="Roboto"/>
+          <w:b w:val="1"/>
+          <w:color w:val="7b848a"/>
+          <w:sz w:val="17"/>
+          <w:szCs w:val="17"/>
+          <w:rtl w:val="0"/>
+        </w:rPr>
+        <w:t xml:space="preserve">Account</w:t>
+        <w:tab/>
+        <w:tab/>
+        <w:t xml:space="preserve">001 8501 050737719</w:t>
+      </w:r>
+    </w:p>
+    <w:p>
+      <w:pPr>
+        <w:numPr>
+          <w:ilvl w:val="0"/>
+          <w:numId w:val="12"/>
+        </w:numPr>
+        <w:shd w:fill="ffffff" w:val="clear"/>
+        <w:spacing w:after="0" w:afterAutospacing="0" w:before="0" w:beforeAutospacing="0" w:lineRule="auto"/>
+        <w:ind w:left="720" w:hanging="360"/>
+        <w:rPr>
+          <w:rFonts w:ascii="Roboto" w:cs="Roboto" w:eastAsia="Roboto" w:hAnsi="Roboto"/>
+          <w:b w:val="1"/>
+          <w:color w:val="7b848a"/>
+          <w:sz w:val="17"/>
+          <w:szCs w:val="17"/>
+        </w:rPr>
+      </w:pPr>
+      <w:r>
+        <w:rPr>
+          <w:rFonts w:ascii="Roboto" w:cs="Roboto" w:eastAsia="Roboto" w:hAnsi="Roboto"/>
+          <w:b w:val="1"/>
+          <w:color w:val="7b848a"/>
+          <w:sz w:val="17"/>
+          <w:szCs w:val="17"/>
+          <w:rtl w:val="0"/>
+        </w:rPr>
+        <w:t xml:space="preserve">24/7 support</w:t>
+        <w:tab/>
+        <w:tab/>
+        <w:t xml:space="preserve">(800) 234-3993 </w:t>
+      </w:r>
+    </w:p>
+    <w:p>
+      <w:pPr>
+        <w:numPr>
+          <w:ilvl w:val="0"/>
+          <w:numId w:val="12"/>
+        </w:numPr>
+        <w:shd w:fill="ffffff" w:val="clear"/>
+        <w:spacing w:after="0" w:afterAutospacing="0" w:before="0" w:beforeAutospacing="0" w:lineRule="auto"/>
+        <w:ind w:left="720" w:hanging="360"/>
+        <w:rPr>
+          <w:rFonts w:ascii="Roboto" w:cs="Roboto" w:eastAsia="Roboto" w:hAnsi="Roboto"/>
+          <w:b w:val="1"/>
+          <w:color w:val="7b848a"/>
+          <w:sz w:val="17"/>
+          <w:szCs w:val="17"/>
+        </w:rPr>
+      </w:pPr>
+      <w:r>
+        <w:rPr>
+          <w:rFonts w:ascii="Roboto" w:cs="Roboto" w:eastAsia="Roboto" w:hAnsi="Roboto"/>
+          <w:b w:val="1"/>
+          <w:color w:val="7b848a"/>
+          <w:sz w:val="17"/>
+          <w:szCs w:val="17"/>
+          <w:rtl w:val="0"/>
+        </w:rPr>
+        <w:t xml:space="preserve">Network name </w:t>
+        <w:tab/>
+        <w:tab/>
+        <w:t xml:space="preserve">SETUP-E6D6</w:t>
+      </w:r>
+    </w:p>
+    <w:p>
+      <w:pPr>
+        <w:numPr>
+          <w:ilvl w:val="0"/>
+          <w:numId w:val="12"/>
+        </w:numPr>
+        <w:shd w:fill="ffffff" w:val="clear"/>
+        <w:spacing w:after="240" w:before="0" w:beforeAutospacing="0" w:lineRule="auto"/>
+        <w:ind w:left="720" w:hanging="360"/>
+        <w:rPr>
+          <w:rFonts w:ascii="Roboto" w:cs="Roboto" w:eastAsia="Roboto" w:hAnsi="Roboto"/>
+          <w:b w:val="1"/>
+          <w:color w:val="7b848a"/>
+          <w:sz w:val="17"/>
+          <w:szCs w:val="17"/>
+        </w:rPr>
+      </w:pPr>
+      <w:r>
+        <w:rPr>
+          <w:rFonts w:ascii="Roboto" w:cs="Roboto" w:eastAsia="Roboto" w:hAnsi="Roboto"/>
+          <w:b w:val="1"/>
+          <w:color w:val="7b848a"/>
+          <w:sz w:val="17"/>
+          <w:szCs w:val="17"/>
+          <w:rtl w:val="0"/>
+        </w:rPr>
+        <w:t xml:space="preserve">Password </w:t>
+        <w:tab/>
+        <w:tab/>
+        <w:t xml:space="preserve">eagle9293flight</w:t>
+      </w:r>
+    </w:p>
+    <w:p>
+      <w:pPr>
+        <w:shd w:fill="ffffff" w:val="clear"/>
+        <w:rPr>
+          <w:rFonts w:ascii="Roboto" w:cs="Roboto" w:eastAsia="Roboto" w:hAnsi="Roboto"/>
+          <w:b w:val="1"/>
+          <w:color w:val="7b848a"/>
+          <w:sz w:val="17"/>
+          <w:szCs w:val="17"/>
+        </w:rPr>
+      </w:pPr>
+      <w:r>
+        <w:rPr>
+          <w:rFonts w:ascii="Roboto" w:cs="Roboto" w:eastAsia="Roboto" w:hAnsi="Roboto"/>
+          <w:b w:val="1"/>
+          <w:color w:val="7b848a"/>
+          <w:sz w:val="17"/>
+          <w:szCs w:val="17"/>
+          <w:rtl w:val="0"/>
+        </w:rPr>
+        <w:t xml:space="preserve">Handyman</w:t>
+      </w:r>
+    </w:p>
+    <w:p>
+      <w:pPr>
+        <w:shd w:fill="ffffff" w:val="clear"/>
+        <w:rPr>
+          <w:rFonts w:ascii="Roboto" w:cs="Roboto" w:eastAsia="Roboto" w:hAnsi="Roboto"/>
+          <w:b w:val="1"/>
+          <w:color w:val="7b848a"/>
+          <w:sz w:val="17"/>
+          <w:szCs w:val="17"/>
+        </w:rPr>
+      </w:pPr>
+      <w:r>
+        <w:rPr>
+          <w:rFonts w:ascii="Roboto" w:cs="Roboto" w:eastAsia="Roboto" w:hAnsi="Roboto"/>
+          <w:b w:val="1"/>
+          <w:color w:val="7b848a"/>
+          <w:sz w:val="17"/>
+          <w:szCs w:val="17"/>
+          <w:rtl w:val="0"/>
+        </w:rPr>
+        <w:t xml:space="preserve">A+ Home Services LLC</w:t>
+      </w:r>
+    </w:p>
+    <w:p>
+      <w:pPr>
+        <w:shd w:fill="ffffff" w:val="clear"/>
+        <w:rPr>
+          <w:rFonts w:ascii="Roboto" w:cs="Roboto" w:eastAsia="Roboto" w:hAnsi="Roboto"/>
+          <w:b w:val="1"/>
+          <w:color w:val="7b848a"/>
+          <w:sz w:val="17"/>
+          <w:szCs w:val="17"/>
+        </w:rPr>
+      </w:pPr>
+      <w:r>
+        <w:rPr>
+          <w:rFonts w:ascii="Roboto" w:cs="Roboto" w:eastAsia="Roboto" w:hAnsi="Roboto"/>
+          <w:b w:val="1"/>
+          <w:color w:val="7b848a"/>
+          <w:sz w:val="17"/>
+          <w:szCs w:val="17"/>
+          <w:rtl w:val="0"/>
+        </w:rPr>
+        <w:t xml:space="preserve">Taylor </w:t>
+      </w:r>
+    </w:p>
+    <w:p>
+      <w:pPr>
+        <w:shd w:fill="ffffff" w:val="clear"/>
+        <w:rPr>
+          <w:rFonts w:ascii="Roboto" w:cs="Roboto" w:eastAsia="Roboto" w:hAnsi="Roboto"/>
+          <w:b w:val="1"/>
+          <w:color w:val="7b848a"/>
+          <w:sz w:val="17"/>
+          <w:szCs w:val="17"/>
+        </w:rPr>
+      </w:pPr>
+      <w:r>
+        <w:rPr>
+          <w:rFonts w:ascii="Roboto" w:cs="Roboto" w:eastAsia="Roboto" w:hAnsi="Roboto"/>
+          <w:b w:val="1"/>
+          <w:color w:val="7b848a"/>
+          <w:sz w:val="17"/>
+          <w:szCs w:val="17"/>
+          <w:rtl w:val="0"/>
+        </w:rPr>
+        <w:t xml:space="preserve">623.308.7510</w:t>
+      </w:r>
+    </w:p>
+    <w:p>
+      <w:pPr>
+        <w:shd w:fill="ffffff" w:val="clear"/>
+        <w:rPr>
+          <w:rFonts w:ascii="Roboto" w:cs="Roboto" w:eastAsia="Roboto" w:hAnsi="Roboto"/>
+          <w:b w:val="1"/>
+          <w:color w:val="7b848a"/>
+          <w:sz w:val="17"/>
+          <w:szCs w:val="17"/>
+        </w:rPr>
+      </w:pPr>
+      <w:r>
+        <w:rPr>
+          <w:rFonts w:ascii="Roboto" w:cs="Roboto" w:eastAsia="Roboto" w:hAnsi="Roboto"/>
+          <w:b w:val="1"/>
+          <w:color w:val="7b848a"/>
+          <w:sz w:val="17"/>
+          <w:szCs w:val="17"/>
+          <w:rtl w:val="0"/>
+        </w:rPr>
+        <w:t xml:space="preserve">Pool table maintenance</w:t>
+      </w:r>
+    </w:p>
+    <w:p>
+      <w:pPr>
+        <w:shd w:fill="ffffff" w:val="clear"/>
+        <w:rPr>
+          <w:rFonts w:ascii="Roboto" w:cs="Roboto" w:eastAsia="Roboto" w:hAnsi="Roboto"/>
+          <w:b w:val="1"/>
+          <w:color w:val="7b848a"/>
+          <w:sz w:val="17"/>
+          <w:szCs w:val="17"/>
+        </w:rPr>
+      </w:pPr>
+      <w:r>
+        <w:rPr>
+          <w:rFonts w:ascii="Roboto" w:cs="Roboto" w:eastAsia="Roboto" w:hAnsi="Roboto"/>
+          <w:b w:val="1"/>
+          <w:color w:val="7b848a"/>
+          <w:sz w:val="17"/>
+          <w:szCs w:val="17"/>
+          <w:rtl w:val="0"/>
+        </w:rPr>
+        <w:t xml:space="preserve">Michael Gunn (480).353.1692</w:t>
+      </w:r>
+    </w:p>
+    <w:p>
+      <w:pPr>
+        <w:shd w:fill="ffffff" w:val="clear"/>
+        <w:rPr>
+          <w:rFonts w:ascii="Roboto" w:cs="Roboto" w:eastAsia="Roboto" w:hAnsi="Roboto"/>
+          <w:b w:val="1"/>
+          <w:color w:val="7b848a"/>
+          <w:sz w:val="17"/>
+          <w:szCs w:val="17"/>
+        </w:rPr>
+      </w:pPr>
+      <w:r>
+        <w:rPr>
+          <w:rFonts w:ascii="Roboto" w:cs="Roboto" w:eastAsia="Roboto" w:hAnsi="Roboto"/>
+          <w:b w:val="1"/>
+          <w:color w:val="7b848a"/>
+          <w:sz w:val="17"/>
+          <w:szCs w:val="17"/>
+          <w:rtl w:val="0"/>
+        </w:rPr>
+        <w:t xml:space="preserve">Trash accessed via back gate</w:t>
+      </w:r>
+    </w:p>
+    <w:p>
+      <w:pPr>
+        <w:shd w:fill="ffffff" w:val="clear"/>
+        <w:rPr>
+          <w:rFonts w:ascii="Roboto" w:cs="Roboto" w:eastAsia="Roboto" w:hAnsi="Roboto"/>
+          <w:b w:val="1"/>
+          <w:color w:val="7b848a"/>
+          <w:sz w:val="17"/>
+          <w:szCs w:val="17"/>
+        </w:rPr>
+      </w:pPr>
+      <w:r>
+        <w:rPr>
+          <w:rFonts w:ascii="Roboto" w:cs="Roboto" w:eastAsia="Roboto" w:hAnsi="Roboto"/>
+          <w:b w:val="1"/>
+          <w:color w:val="7b848a"/>
+          <w:sz w:val="17"/>
+          <w:szCs w:val="17"/>
+          <w:rtl w:val="0"/>
+        </w:rPr>
+        <w:t xml:space="preserve">Please replace latch</w:t>
+      </w:r>
+    </w:p>
+    <w:p>
+      <w:pPr>
+        <w:shd w:fill="ffffff" w:val="clear"/>
+        <w:rPr>
+          <w:rFonts w:ascii="Roboto" w:cs="Roboto" w:eastAsia="Roboto" w:hAnsi="Roboto"/>
+          <w:b w:val="1"/>
+          <w:color w:val="7b848a"/>
+          <w:sz w:val="17"/>
+          <w:szCs w:val="17"/>
+        </w:rPr>
+      </w:pPr>
+      <w:r>
+        <w:rPr>
+          <w:rFonts w:ascii="Roboto" w:cs="Roboto" w:eastAsia="Roboto" w:hAnsi="Roboto"/>
+          <w:b w:val="1"/>
+          <w:color w:val="7b848a"/>
+          <w:sz w:val="17"/>
+          <w:szCs w:val="17"/>
+          <w:rtl w:val="0"/>
+        </w:rPr>
+        <w:t xml:space="preserve">  </w:t>
+      </w:r>
+    </w:p>
+    <w:p>
+      <w:pPr>
+        <w:shd w:fill="ffffff" w:val="clear"/>
+        <w:rPr>
+          <w:rFonts w:ascii="Roboto" w:cs="Roboto" w:eastAsia="Roboto" w:hAnsi="Roboto"/>
+          <w:b w:val="1"/>
+          <w:color w:val="7b848a"/>
+          <w:sz w:val="17"/>
+          <w:szCs w:val="17"/>
+        </w:rPr>
+      </w:pPr>
+      <w:r>
+        <w:rPr>
+          <w:rFonts w:ascii="Roboto" w:cs="Roboto" w:eastAsia="Roboto" w:hAnsi="Roboto"/>
+          <w:b w:val="1"/>
+          <w:color w:val="7b848a"/>
+          <w:sz w:val="17"/>
+          <w:szCs w:val="17"/>
+          <w:rtl w:val="0"/>
+        </w:rPr>
+        <w:t xml:space="preserve">Paint </w:t>
       </w:r>
     </w:p>
     <w:p>
@@ -2736,49 +4125,24 @@
         <w:rPr>
           <w:rFonts w:ascii="Roboto" w:cs="Roboto" w:eastAsia="Roboto" w:hAnsi="Roboto"/>
           <w:b w:val="1"/>
-          <w:sz w:val="24"/>
-          <w:szCs w:val="24"/>
-        </w:rPr>
-      </w:pPr>
-      <w:r>
-        <w:rPr>
-          <w:rFonts w:ascii="Roboto" w:cs="Roboto" w:eastAsia="Roboto" w:hAnsi="Roboto"/>
-          <w:b w:val="1"/>
-          <w:sz w:val="24"/>
-          <w:szCs w:val="24"/>
-          <w:rtl w:val="0"/>
-        </w:rPr>
-        <w:t xml:space="preserve">XX</w:t>
-      </w:r>
-      <w:r>
-        <w:rPr>
-          <w:rtl w:val="0"/>
-        </w:rPr>
-      </w:r>
-    </w:p>
-    <w:p>
-      <w:pPr>
-        <w:numPr>
-          <w:ilvl w:val="1"/>
-          <w:numId w:val="6"/>
-        </w:numPr>
-        <w:shd w:fill="ffffff" w:val="clear"/>
-        <w:spacing w:after="0" w:afterAutospacing="0" w:before="0" w:beforeAutospacing="0" w:lineRule="auto"/>
-        <w:ind w:left="1440" w:hanging="360"/>
-        <w:rPr>
-          <w:rFonts w:ascii="Roboto" w:cs="Roboto" w:eastAsia="Roboto" w:hAnsi="Roboto"/>
-          <w:sz w:val="24"/>
-          <w:szCs w:val="24"/>
-        </w:rPr>
-      </w:pPr>
-      <w:r>
-        <w:rPr>
-          <w:rFonts w:ascii="Roboto" w:cs="Roboto" w:eastAsia="Roboto" w:hAnsi="Roboto"/>
-          <w:sz w:val="24"/>
-          <w:szCs w:val="24"/>
-          <w:rtl w:val="0"/>
-        </w:rPr>
-        <w:t xml:space="preserve">XX</w:t>
+          <w:color w:val="7b848a"/>
+          <w:sz w:val="17"/>
+          <w:szCs w:val="17"/>
+        </w:rPr>
+      </w:pPr>
+      <w:r>
+        <w:rPr>
+          <w:rFonts w:ascii="Roboto" w:cs="Roboto" w:eastAsia="Roboto" w:hAnsi="Roboto"/>
+          <w:b w:val="1"/>
+          <w:color w:val="7b848a"/>
+          <w:sz w:val="17"/>
+          <w:szCs w:val="17"/>
+          <w:rtl w:val="0"/>
+        </w:rPr>
+        <w:t xml:space="preserve">Accent Walls </w:t>
+        <w:tab/>
+        <w:tab/>
+        <w:t xml:space="preserve">Behr PPU5-13 Creamy Mushroom / interior Plus Satin/Satin</w:t>
       </w:r>
     </w:p>
     <w:p>
@@ -2793,45 +4157,25 @@
         <w:rPr>
           <w:rFonts w:ascii="Roboto" w:cs="Roboto" w:eastAsia="Roboto" w:hAnsi="Roboto"/>
           <w:b w:val="1"/>
-          <w:sz w:val="24"/>
-          <w:szCs w:val="24"/>
-        </w:rPr>
-      </w:pPr>
-      <w:r>
-        <w:rPr>
-          <w:rFonts w:ascii="Roboto" w:cs="Roboto" w:eastAsia="Roboto" w:hAnsi="Roboto"/>
-          <w:b w:val="1"/>
-          <w:sz w:val="24"/>
-          <w:szCs w:val="24"/>
-          <w:rtl w:val="0"/>
-        </w:rPr>
-        <w:t xml:space="preserve">Landscaping:</w:t>
-      </w:r>
-    </w:p>
-    <w:p>
-      <w:pPr>
-        <w:numPr>
-          <w:ilvl w:val="1"/>
-          <w:numId w:val="6"/>
-        </w:numPr>
-        <w:shd w:fill="ffffff" w:val="clear"/>
-        <w:spacing w:after="0" w:afterAutospacing="0" w:before="0" w:beforeAutospacing="0" w:lineRule="auto"/>
-        <w:ind w:left="1440" w:hanging="360"/>
-        <w:rPr>
-          <w:rFonts w:ascii="Roboto" w:cs="Roboto" w:eastAsia="Roboto" w:hAnsi="Roboto"/>
-          <w:sz w:val="24"/>
-          <w:szCs w:val="24"/>
-          <w:u w:val="none"/>
-        </w:rPr>
-      </w:pPr>
-      <w:r>
-        <w:rPr>
-          <w:rFonts w:ascii="Roboto" w:cs="Roboto" w:eastAsia="Roboto" w:hAnsi="Roboto"/>
-          <w:sz w:val="24"/>
-          <w:szCs w:val="24"/>
-          <w:rtl w:val="0"/>
-        </w:rPr>
-        <w:t xml:space="preserve">XX</w:t>
+          <w:color w:val="7b848a"/>
+          <w:sz w:val="17"/>
+          <w:szCs w:val="17"/>
+        </w:rPr>
+      </w:pPr>
+      <w:r>
+        <w:rPr>
+          <w:rFonts w:ascii="Roboto" w:cs="Roboto" w:eastAsia="Roboto" w:hAnsi="Roboto"/>
+          <w:b w:val="1"/>
+          <w:color w:val="7b848a"/>
+          <w:sz w:val="17"/>
+          <w:szCs w:val="17"/>
+          <w:rtl w:val="0"/>
+        </w:rPr>
+        <w:t xml:space="preserve">Walls</w:t>
+        <w:tab/>
+        <w:tab/>
+        <w:tab/>
+        <w:t xml:space="preserve">Lowe’s #3000 High Hide White Interior Signature Satin</w:t>
       </w:r>
     </w:p>
     <w:p>
@@ -2841,156 +4185,30 @@
           <w:numId w:val="6"/>
         </w:numPr>
         <w:shd w:fill="ffffff" w:val="clear"/>
-        <w:spacing w:after="0" w:afterAutospacing="0" w:before="0" w:beforeAutospacing="0" w:lineRule="auto"/>
-        <w:ind w:left="720" w:hanging="360"/>
-        <w:rPr>
-          <w:rFonts w:ascii="Roboto" w:cs="Roboto" w:eastAsia="Roboto" w:hAnsi="Roboto"/>
-          <w:b w:val="1"/>
-          <w:sz w:val="24"/>
-          <w:szCs w:val="24"/>
-        </w:rPr>
-      </w:pPr>
-      <w:r>
-        <w:rPr>
-          <w:rFonts w:ascii="Roboto" w:cs="Roboto" w:eastAsia="Roboto" w:hAnsi="Roboto"/>
-          <w:b w:val="1"/>
-          <w:sz w:val="24"/>
-          <w:szCs w:val="24"/>
-          <w:rtl w:val="0"/>
-        </w:rPr>
-        <w:t xml:space="preserve">Pest Control</w:t>
-      </w:r>
-    </w:p>
-    <w:p>
-      <w:pPr>
-        <w:numPr>
-          <w:ilvl w:val="1"/>
-          <w:numId w:val="6"/>
-        </w:numPr>
-        <w:shd w:fill="ffffff" w:val="clear"/>
-        <w:spacing w:after="0" w:afterAutospacing="0" w:before="0" w:beforeAutospacing="0" w:lineRule="auto"/>
-        <w:ind w:left="1440" w:hanging="360"/>
-        <w:rPr>
-          <w:rFonts w:ascii="Roboto" w:cs="Roboto" w:eastAsia="Roboto" w:hAnsi="Roboto"/>
-          <w:sz w:val="24"/>
-          <w:szCs w:val="24"/>
-          <w:u w:val="none"/>
-        </w:rPr>
-      </w:pPr>
-      <w:r>
-        <w:rPr>
-          <w:rFonts w:ascii="Roboto" w:cs="Roboto" w:eastAsia="Roboto" w:hAnsi="Roboto"/>
-          <w:sz w:val="24"/>
-          <w:szCs w:val="24"/>
-          <w:rtl w:val="0"/>
-        </w:rPr>
-        <w:t xml:space="preserve">XX</w:t>
-      </w:r>
-    </w:p>
-    <w:p>
-      <w:pPr>
-        <w:numPr>
-          <w:ilvl w:val="0"/>
-          <w:numId w:val="6"/>
-        </w:numPr>
-        <w:shd w:fill="ffffff" w:val="clear"/>
-        <w:spacing w:after="0" w:afterAutospacing="0" w:before="0" w:beforeAutospacing="0" w:lineRule="auto"/>
-        <w:ind w:left="720" w:hanging="360"/>
-        <w:rPr>
-          <w:rFonts w:ascii="Roboto" w:cs="Roboto" w:eastAsia="Roboto" w:hAnsi="Roboto"/>
-          <w:b w:val="1"/>
-          <w:sz w:val="24"/>
-          <w:szCs w:val="24"/>
-        </w:rPr>
-      </w:pPr>
-      <w:r>
-        <w:rPr>
-          <w:rFonts w:ascii="Roboto" w:cs="Roboto" w:eastAsia="Roboto" w:hAnsi="Roboto"/>
-          <w:b w:val="1"/>
-          <w:sz w:val="24"/>
-          <w:szCs w:val="24"/>
-          <w:rtl w:val="0"/>
-        </w:rPr>
-        <w:t xml:space="preserve">HVAC</w:t>
-      </w:r>
-    </w:p>
-    <w:p>
-      <w:pPr>
-        <w:numPr>
-          <w:ilvl w:val="1"/>
-          <w:numId w:val="6"/>
-        </w:numPr>
-        <w:shd w:fill="ffffff" w:val="clear"/>
-        <w:spacing w:after="0" w:afterAutospacing="0" w:before="0" w:beforeAutospacing="0" w:lineRule="auto"/>
-        <w:ind w:left="1440" w:hanging="360"/>
-        <w:rPr>
-          <w:rFonts w:ascii="Roboto" w:cs="Roboto" w:eastAsia="Roboto" w:hAnsi="Roboto"/>
-          <w:sz w:val="24"/>
-          <w:szCs w:val="24"/>
-          <w:u w:val="none"/>
-        </w:rPr>
-      </w:pPr>
-      <w:r>
-        <w:rPr>
-          <w:rFonts w:ascii="Roboto" w:cs="Roboto" w:eastAsia="Roboto" w:hAnsi="Roboto"/>
-          <w:sz w:val="24"/>
-          <w:szCs w:val="24"/>
-          <w:rtl w:val="0"/>
-        </w:rPr>
-        <w:t xml:space="preserve">XX</w:t>
-      </w:r>
-    </w:p>
-    <w:p>
-      <w:pPr>
-        <w:numPr>
-          <w:ilvl w:val="0"/>
-          <w:numId w:val="6"/>
-        </w:numPr>
-        <w:shd w:fill="ffffff" w:val="clear"/>
-        <w:spacing w:after="0" w:afterAutospacing="0" w:before="0" w:beforeAutospacing="0" w:lineRule="auto"/>
-        <w:ind w:left="720" w:hanging="360"/>
-        <w:rPr>
-          <w:rFonts w:ascii="Roboto" w:cs="Roboto" w:eastAsia="Roboto" w:hAnsi="Roboto"/>
-          <w:b w:val="1"/>
-          <w:sz w:val="24"/>
-          <w:szCs w:val="24"/>
-        </w:rPr>
-      </w:pPr>
-      <w:r>
-        <w:rPr>
-          <w:rFonts w:ascii="Roboto" w:cs="Roboto" w:eastAsia="Roboto" w:hAnsi="Roboto"/>
-          <w:b w:val="1"/>
-          <w:sz w:val="24"/>
-          <w:szCs w:val="24"/>
-          <w:rtl w:val="0"/>
-        </w:rPr>
-        <w:t xml:space="preserve">Plumbing</w:t>
-      </w:r>
-    </w:p>
-    <w:p>
-      <w:pPr>
-        <w:numPr>
-          <w:ilvl w:val="1"/>
-          <w:numId w:val="6"/>
-        </w:numPr>
-        <w:shd w:fill="ffffff" w:val="clear"/>
         <w:spacing w:after="240" w:before="0" w:beforeAutospacing="0" w:lineRule="auto"/>
-        <w:ind w:left="1440" w:hanging="360"/>
-        <w:rPr>
-          <w:rFonts w:ascii="Roboto" w:cs="Roboto" w:eastAsia="Roboto" w:hAnsi="Roboto"/>
-          <w:sz w:val="24"/>
-          <w:szCs w:val="24"/>
-          <w:u w:val="none"/>
-        </w:rPr>
-      </w:pPr>
-      <w:r>
-        <w:rPr>
-          <w:rFonts w:ascii="Roboto" w:cs="Roboto" w:eastAsia="Roboto" w:hAnsi="Roboto"/>
-          <w:sz w:val="24"/>
-          <w:szCs w:val="24"/>
-          <w:rtl w:val="0"/>
-        </w:rPr>
-        <w:t xml:space="preserve">XX</w:t>
+        <w:ind w:left="720" w:hanging="360"/>
+        <w:rPr>
+          <w:rFonts w:ascii="Roboto" w:cs="Roboto" w:eastAsia="Roboto" w:hAnsi="Roboto"/>
+          <w:b w:val="1"/>
+          <w:color w:val="7b848a"/>
+          <w:sz w:val="17"/>
+          <w:szCs w:val="17"/>
+        </w:rPr>
+      </w:pPr>
+      <w:r>
+        <w:rPr>
+          <w:rFonts w:ascii="Roboto" w:cs="Roboto" w:eastAsia="Roboto" w:hAnsi="Roboto"/>
+          <w:b w:val="1"/>
+          <w:color w:val="7b848a"/>
+          <w:sz w:val="17"/>
+          <w:szCs w:val="17"/>
+          <w:rtl w:val="0"/>
+        </w:rPr>
+        <w:t xml:space="preserve">Trim</w:t>
+        <w:tab/>
+        <w:tab/>
+        <w:tab/>
+        <w:t xml:space="preserve">Lowe’s #3000 High Hide White Interior Signature Semi Gloss</w:t>
       </w:r>
     </w:p>
     <w:p>
@@ -3447,7 +4665,7 @@
     <w:lvl w:ilvl="1">
       <w:start w:val="1"/>
       <w:numFmt w:val="bullet"/>
-      <w:lvlText w:val="○"/>
+      <w:lvlText w:val="●"/>
       <w:lvlJc w:val="left"/>
       <w:pPr>
         <w:ind w:left="1440" w:hanging="360"/>
@@ -4241,7 +5459,7 @@
     <w:lvl w:ilvl="3">
       <w:start w:val="1"/>
       <w:numFmt w:val="bullet"/>
-      <w:lvlText w:val="■"/>
+      <w:lvlText w:val="●"/>
       <w:lvlJc w:val="left"/>
       <w:pPr>
         <w:ind w:left="2880" w:hanging="360"/>
@@ -4437,69 +5655,69 @@
     <w:lvl w:ilvl="1">
       <w:start w:val="1"/>
       <w:numFmt w:val="bullet"/>
+      <w:lvlText w:val="○"/>
+      <w:lvlJc w:val="left"/>
+      <w:pPr>
+        <w:ind w:left="1440" w:hanging="360"/>
+      </w:pPr>
+      <w:rPr>
+        <w:u w:val="none"/>
+      </w:rPr>
+    </w:lvl>
+    <w:lvl w:ilvl="2">
+      <w:start w:val="1"/>
+      <w:numFmt w:val="bullet"/>
+      <w:lvlText w:val="■"/>
+      <w:lvlJc w:val="left"/>
+      <w:pPr>
+        <w:ind w:left="2160" w:hanging="360"/>
+      </w:pPr>
+      <w:rPr>
+        <w:u w:val="none"/>
+      </w:rPr>
+    </w:lvl>
+    <w:lvl w:ilvl="3">
+      <w:start w:val="1"/>
+      <w:numFmt w:val="bullet"/>
       <w:lvlText w:val="●"/>
       <w:lvlJc w:val="left"/>
       <w:pPr>
-        <w:ind w:left="1440" w:hanging="360"/>
-      </w:pPr>
-      <w:rPr>
-        <w:u w:val="none"/>
-      </w:rPr>
-    </w:lvl>
-    <w:lvl w:ilvl="2">
+        <w:ind w:left="2880" w:hanging="360"/>
+      </w:pPr>
+      <w:rPr>
+        <w:u w:val="none"/>
+      </w:rPr>
+    </w:lvl>
+    <w:lvl w:ilvl="4">
+      <w:start w:val="1"/>
+      <w:numFmt w:val="bullet"/>
+      <w:lvlText w:val="○"/>
+      <w:lvlJc w:val="left"/>
+      <w:pPr>
+        <w:ind w:left="3600" w:hanging="360"/>
+      </w:pPr>
+      <w:rPr>
+        <w:u w:val="none"/>
+      </w:rPr>
+    </w:lvl>
+    <w:lvl w:ilvl="5">
+      <w:start w:val="1"/>
+      <w:numFmt w:val="bullet"/>
+      <w:lvlText w:val="■"/>
+      <w:lvlJc w:val="left"/>
+      <w:pPr>
+        <w:ind w:left="4320" w:hanging="360"/>
+      </w:pPr>
+      <w:rPr>
+        <w:u w:val="none"/>
+      </w:rPr>
+    </w:lvl>
+    <w:lvl w:ilvl="6">
       <w:start w:val="1"/>
       <w:numFmt w:val="bullet"/>
       <w:lvlText w:val="●"/>
       <w:lvlJc w:val="left"/>
       <w:pPr>
-        <w:ind w:left="2160" w:hanging="360"/>
-      </w:pPr>
-      <w:rPr>
-        <w:u w:val="none"/>
-      </w:rPr>
-    </w:lvl>
-    <w:lvl w:ilvl="3">
-      <w:start w:val="1"/>
-      <w:numFmt w:val="bullet"/>
-      <w:lvlText w:val="●"/>
-      <w:lvlJc w:val="left"/>
-      <w:pPr>
-        <w:ind w:left="2880" w:hanging="360"/>
-      </w:pPr>
-      <w:rPr>
-        <w:u w:val="none"/>
-      </w:rPr>
-    </w:lvl>
-    <w:lvl w:ilvl="4">
-      <w:start w:val="1"/>
-      <w:numFmt w:val="bullet"/>
-      <w:lvlText w:val="●"/>
-      <w:lvlJc w:val="left"/>
-      <w:pPr>
-        <w:ind w:left="3600" w:hanging="360"/>
-      </w:pPr>
-      <w:rPr>
-        <w:u w:val="none"/>
-      </w:rPr>
-    </w:lvl>
-    <w:lvl w:ilvl="5">
-      <w:start w:val="1"/>
-      <w:numFmt w:val="bullet"/>
-      <w:lvlText w:val="●"/>
-      <w:lvlJc w:val="left"/>
-      <w:pPr>
-        <w:ind w:left="4320" w:hanging="360"/>
-      </w:pPr>
-      <w:rPr>
-        <w:u w:val="none"/>
-      </w:rPr>
-    </w:lvl>
-    <w:lvl w:ilvl="6">
-      <w:start w:val="1"/>
-      <w:numFmt w:val="bullet"/>
-      <w:lvlText w:val="●"/>
-      <w:lvlJc w:val="left"/>
-      <w:pPr>
         <w:ind w:left="5040" w:hanging="360"/>
       </w:pPr>
       <w:rPr>
@@ -4509,7 +5727,7 @@
     <w:lvl w:ilvl="7">
       <w:start w:val="1"/>
       <w:numFmt w:val="bullet"/>
-      <w:lvlText w:val="●"/>
+      <w:lvlText w:val="○"/>
       <w:lvlJc w:val="left"/>
       <w:pPr>
         <w:ind w:left="5760" w:hanging="360"/>
@@ -4521,7 +5739,7 @@
     <w:lvl w:ilvl="8">
       <w:start w:val="1"/>
       <w:numFmt w:val="bullet"/>
-      <w:lvlText w:val="●"/>
+      <w:lvlText w:val="■"/>
       <w:lvlJc w:val="left"/>
       <w:pPr>
         <w:ind w:left="6480" w:hanging="360"/>
@@ -4532,6 +5750,666 @@
     </w:lvl>
   </w:abstractNum>
   <w:abstractNum w:abstractNumId="14">
+    <w:lvl w:ilvl="0">
+      <w:start w:val="1"/>
+      <w:numFmt w:val="bullet"/>
+      <w:lvlText w:val="●"/>
+      <w:lvlJc w:val="left"/>
+      <w:pPr>
+        <w:ind w:left="720" w:hanging="360"/>
+      </w:pPr>
+      <w:rPr>
+        <w:u w:val="none"/>
+      </w:rPr>
+    </w:lvl>
+    <w:lvl w:ilvl="1">
+      <w:start w:val="1"/>
+      <w:numFmt w:val="bullet"/>
+      <w:lvlText w:val="○"/>
+      <w:lvlJc w:val="left"/>
+      <w:pPr>
+        <w:ind w:left="1440" w:hanging="360"/>
+      </w:pPr>
+      <w:rPr>
+        <w:u w:val="none"/>
+      </w:rPr>
+    </w:lvl>
+    <w:lvl w:ilvl="2">
+      <w:start w:val="1"/>
+      <w:numFmt w:val="bullet"/>
+      <w:lvlText w:val="■"/>
+      <w:lvlJc w:val="left"/>
+      <w:pPr>
+        <w:ind w:left="2160" w:hanging="360"/>
+      </w:pPr>
+      <w:rPr>
+        <w:u w:val="none"/>
+      </w:rPr>
+    </w:lvl>
+    <w:lvl w:ilvl="3">
+      <w:start w:val="1"/>
+      <w:numFmt w:val="bullet"/>
+      <w:lvlText w:val="●"/>
+      <w:lvlJc w:val="left"/>
+      <w:pPr>
+        <w:ind w:left="2880" w:hanging="360"/>
+      </w:pPr>
+      <w:rPr>
+        <w:u w:val="none"/>
+      </w:rPr>
+    </w:lvl>
+    <w:lvl w:ilvl="4">
+      <w:start w:val="1"/>
+      <w:numFmt w:val="bullet"/>
+      <w:lvlText w:val="○"/>
+      <w:lvlJc w:val="left"/>
+      <w:pPr>
+        <w:ind w:left="3600" w:hanging="360"/>
+      </w:pPr>
+      <w:rPr>
+        <w:u w:val="none"/>
+      </w:rPr>
+    </w:lvl>
+    <w:lvl w:ilvl="5">
+      <w:start w:val="1"/>
+      <w:numFmt w:val="bullet"/>
+      <w:lvlText w:val="■"/>
+      <w:lvlJc w:val="left"/>
+      <w:pPr>
+        <w:ind w:left="4320" w:hanging="360"/>
+      </w:pPr>
+      <w:rPr>
+        <w:u w:val="none"/>
+      </w:rPr>
+    </w:lvl>
+    <w:lvl w:ilvl="6">
+      <w:start w:val="1"/>
+      <w:numFmt w:val="bullet"/>
+      <w:lvlText w:val="●"/>
+      <w:lvlJc w:val="left"/>
+      <w:pPr>
+        <w:ind w:left="5040" w:hanging="360"/>
+      </w:pPr>
+      <w:rPr>
+        <w:u w:val="none"/>
+      </w:rPr>
+    </w:lvl>
+    <w:lvl w:ilvl="7">
+      <w:start w:val="1"/>
+      <w:numFmt w:val="bullet"/>
+      <w:lvlText w:val="○"/>
+      <w:lvlJc w:val="left"/>
+      <w:pPr>
+        <w:ind w:left="5760" w:hanging="360"/>
+      </w:pPr>
+      <w:rPr>
+        <w:u w:val="none"/>
+      </w:rPr>
+    </w:lvl>
+    <w:lvl w:ilvl="8">
+      <w:start w:val="1"/>
+      <w:numFmt w:val="bullet"/>
+      <w:lvlText w:val="■"/>
+      <w:lvlJc w:val="left"/>
+      <w:pPr>
+        <w:ind w:left="6480" w:hanging="360"/>
+      </w:pPr>
+      <w:rPr>
+        <w:u w:val="none"/>
+      </w:rPr>
+    </w:lvl>
+  </w:abstractNum>
+  <w:abstractNum w:abstractNumId="15">
+    <w:lvl w:ilvl="0">
+      <w:start w:val="1"/>
+      <w:numFmt w:val="bullet"/>
+      <w:lvlText w:val="●"/>
+      <w:lvlJc w:val="left"/>
+      <w:pPr>
+        <w:ind w:left="720" w:hanging="360"/>
+      </w:pPr>
+      <w:rPr>
+        <w:u w:val="none"/>
+      </w:rPr>
+    </w:lvl>
+    <w:lvl w:ilvl="1">
+      <w:start w:val="1"/>
+      <w:numFmt w:val="bullet"/>
+      <w:lvlText w:val="○"/>
+      <w:lvlJc w:val="left"/>
+      <w:pPr>
+        <w:ind w:left="1440" w:hanging="360"/>
+      </w:pPr>
+      <w:rPr>
+        <w:u w:val="none"/>
+      </w:rPr>
+    </w:lvl>
+    <w:lvl w:ilvl="2">
+      <w:start w:val="1"/>
+      <w:numFmt w:val="bullet"/>
+      <w:lvlText w:val="■"/>
+      <w:lvlJc w:val="left"/>
+      <w:pPr>
+        <w:ind w:left="2160" w:hanging="360"/>
+      </w:pPr>
+      <w:rPr>
+        <w:u w:val="none"/>
+      </w:rPr>
+    </w:lvl>
+    <w:lvl w:ilvl="3">
+      <w:start w:val="1"/>
+      <w:numFmt w:val="bullet"/>
+      <w:lvlText w:val="●"/>
+      <w:lvlJc w:val="left"/>
+      <w:pPr>
+        <w:ind w:left="2880" w:hanging="360"/>
+      </w:pPr>
+      <w:rPr>
+        <w:u w:val="none"/>
+      </w:rPr>
+    </w:lvl>
+    <w:lvl w:ilvl="4">
+      <w:start w:val="1"/>
+      <w:numFmt w:val="bullet"/>
+      <w:lvlText w:val="○"/>
+      <w:lvlJc w:val="left"/>
+      <w:pPr>
+        <w:ind w:left="3600" w:hanging="360"/>
+      </w:pPr>
+      <w:rPr>
+        <w:u w:val="none"/>
+      </w:rPr>
+    </w:lvl>
+    <w:lvl w:ilvl="5">
+      <w:start w:val="1"/>
+      <w:numFmt w:val="bullet"/>
+      <w:lvlText w:val="■"/>
+      <w:lvlJc w:val="left"/>
+      <w:pPr>
+        <w:ind w:left="4320" w:hanging="360"/>
+      </w:pPr>
+      <w:rPr>
+        <w:u w:val="none"/>
+      </w:rPr>
+    </w:lvl>
+    <w:lvl w:ilvl="6">
+      <w:start w:val="1"/>
+      <w:numFmt w:val="bullet"/>
+      <w:lvlText w:val="●"/>
+      <w:lvlJc w:val="left"/>
+      <w:pPr>
+        <w:ind w:left="5040" w:hanging="360"/>
+      </w:pPr>
+      <w:rPr>
+        <w:u w:val="none"/>
+      </w:rPr>
+    </w:lvl>
+    <w:lvl w:ilvl="7">
+      <w:start w:val="1"/>
+      <w:numFmt w:val="bullet"/>
+      <w:lvlText w:val="○"/>
+      <w:lvlJc w:val="left"/>
+      <w:pPr>
+        <w:ind w:left="5760" w:hanging="360"/>
+      </w:pPr>
+      <w:rPr>
+        <w:u w:val="none"/>
+      </w:rPr>
+    </w:lvl>
+    <w:lvl w:ilvl="8">
+      <w:start w:val="1"/>
+      <w:numFmt w:val="bullet"/>
+      <w:lvlText w:val="■"/>
+      <w:lvlJc w:val="left"/>
+      <w:pPr>
+        <w:ind w:left="6480" w:hanging="360"/>
+      </w:pPr>
+      <w:rPr>
+        <w:u w:val="none"/>
+      </w:rPr>
+    </w:lvl>
+  </w:abstractNum>
+  <w:abstractNum w:abstractNumId="16">
+    <w:lvl w:ilvl="0">
+      <w:start w:val="1"/>
+      <w:numFmt w:val="bullet"/>
+      <w:lvlText w:val="●"/>
+      <w:lvlJc w:val="left"/>
+      <w:pPr>
+        <w:ind w:left="720" w:hanging="360"/>
+      </w:pPr>
+      <w:rPr>
+        <w:u w:val="none"/>
+      </w:rPr>
+    </w:lvl>
+    <w:lvl w:ilvl="1">
+      <w:start w:val="1"/>
+      <w:numFmt w:val="bullet"/>
+      <w:lvlText w:val="○"/>
+      <w:lvlJc w:val="left"/>
+      <w:pPr>
+        <w:ind w:left="1440" w:hanging="360"/>
+      </w:pPr>
+      <w:rPr>
+        <w:u w:val="none"/>
+      </w:rPr>
+    </w:lvl>
+    <w:lvl w:ilvl="2">
+      <w:start w:val="1"/>
+      <w:numFmt w:val="bullet"/>
+      <w:lvlText w:val="■"/>
+      <w:lvlJc w:val="left"/>
+      <w:pPr>
+        <w:ind w:left="2160" w:hanging="360"/>
+      </w:pPr>
+      <w:rPr>
+        <w:u w:val="none"/>
+      </w:rPr>
+    </w:lvl>
+    <w:lvl w:ilvl="3">
+      <w:start w:val="1"/>
+      <w:numFmt w:val="bullet"/>
+      <w:lvlText w:val="■"/>
+      <w:lvlJc w:val="left"/>
+      <w:pPr>
+        <w:ind w:left="2880" w:hanging="360"/>
+      </w:pPr>
+      <w:rPr>
+        <w:u w:val="none"/>
+      </w:rPr>
+    </w:lvl>
+    <w:lvl w:ilvl="4">
+      <w:start w:val="1"/>
+      <w:numFmt w:val="bullet"/>
+      <w:lvlText w:val="○"/>
+      <w:lvlJc w:val="left"/>
+      <w:pPr>
+        <w:ind w:left="3600" w:hanging="360"/>
+      </w:pPr>
+      <w:rPr>
+        <w:u w:val="none"/>
+      </w:rPr>
+    </w:lvl>
+    <w:lvl w:ilvl="5">
+      <w:start w:val="1"/>
+      <w:numFmt w:val="bullet"/>
+      <w:lvlText w:val="■"/>
+      <w:lvlJc w:val="left"/>
+      <w:pPr>
+        <w:ind w:left="4320" w:hanging="360"/>
+      </w:pPr>
+      <w:rPr>
+        <w:u w:val="none"/>
+      </w:rPr>
+    </w:lvl>
+    <w:lvl w:ilvl="6">
+      <w:start w:val="1"/>
+      <w:numFmt w:val="bullet"/>
+      <w:lvlText w:val="●"/>
+      <w:lvlJc w:val="left"/>
+      <w:pPr>
+        <w:ind w:left="5040" w:hanging="360"/>
+      </w:pPr>
+      <w:rPr>
+        <w:u w:val="none"/>
+      </w:rPr>
+    </w:lvl>
+    <w:lvl w:ilvl="7">
+      <w:start w:val="1"/>
+      <w:numFmt w:val="bullet"/>
+      <w:lvlText w:val="○"/>
+      <w:lvlJc w:val="left"/>
+      <w:pPr>
+        <w:ind w:left="5760" w:hanging="360"/>
+      </w:pPr>
+      <w:rPr>
+        <w:u w:val="none"/>
+      </w:rPr>
+    </w:lvl>
+    <w:lvl w:ilvl="8">
+      <w:start w:val="1"/>
+      <w:numFmt w:val="bullet"/>
+      <w:lvlText w:val="■"/>
+      <w:lvlJc w:val="left"/>
+      <w:pPr>
+        <w:ind w:left="6480" w:hanging="360"/>
+      </w:pPr>
+      <w:rPr>
+        <w:u w:val="none"/>
+      </w:rPr>
+    </w:lvl>
+  </w:abstractNum>
+  <w:abstractNum w:abstractNumId="17">
+    <w:lvl w:ilvl="0">
+      <w:start w:val="1"/>
+      <w:numFmt w:val="bullet"/>
+      <w:lvlText w:val="●"/>
+      <w:lvlJc w:val="left"/>
+      <w:pPr>
+        <w:ind w:left="720" w:hanging="360"/>
+      </w:pPr>
+      <w:rPr>
+        <w:u w:val="none"/>
+      </w:rPr>
+    </w:lvl>
+    <w:lvl w:ilvl="1">
+      <w:start w:val="1"/>
+      <w:numFmt w:val="bullet"/>
+      <w:lvlText w:val="○"/>
+      <w:lvlJc w:val="left"/>
+      <w:pPr>
+        <w:ind w:left="1440" w:hanging="360"/>
+      </w:pPr>
+      <w:rPr>
+        <w:u w:val="none"/>
+      </w:rPr>
+    </w:lvl>
+    <w:lvl w:ilvl="2">
+      <w:start w:val="1"/>
+      <w:numFmt w:val="bullet"/>
+      <w:lvlText w:val="■"/>
+      <w:lvlJc w:val="left"/>
+      <w:pPr>
+        <w:ind w:left="2160" w:hanging="360"/>
+      </w:pPr>
+      <w:rPr>
+        <w:u w:val="none"/>
+      </w:rPr>
+    </w:lvl>
+    <w:lvl w:ilvl="3">
+      <w:start w:val="1"/>
+      <w:numFmt w:val="bullet"/>
+      <w:lvlText w:val="●"/>
+      <w:lvlJc w:val="left"/>
+      <w:pPr>
+        <w:ind w:left="2880" w:hanging="360"/>
+      </w:pPr>
+      <w:rPr>
+        <w:u w:val="none"/>
+      </w:rPr>
+    </w:lvl>
+    <w:lvl w:ilvl="4">
+      <w:start w:val="1"/>
+      <w:numFmt w:val="bullet"/>
+      <w:lvlText w:val="○"/>
+      <w:lvlJc w:val="left"/>
+      <w:pPr>
+        <w:ind w:left="3600" w:hanging="360"/>
+      </w:pPr>
+      <w:rPr>
+        <w:u w:val="none"/>
+      </w:rPr>
+    </w:lvl>
+    <w:lvl w:ilvl="5">
+      <w:start w:val="1"/>
+      <w:numFmt w:val="bullet"/>
+      <w:lvlText w:val="■"/>
+      <w:lvlJc w:val="left"/>
+      <w:pPr>
+        <w:ind w:left="4320" w:hanging="360"/>
+      </w:pPr>
+      <w:rPr>
+        <w:u w:val="none"/>
+      </w:rPr>
+    </w:lvl>
+    <w:lvl w:ilvl="6">
+      <w:start w:val="1"/>
+      <w:numFmt w:val="bullet"/>
+      <w:lvlText w:val="●"/>
+      <w:lvlJc w:val="left"/>
+      <w:pPr>
+        <w:ind w:left="5040" w:hanging="360"/>
+      </w:pPr>
+      <w:rPr>
+        <w:u w:val="none"/>
+      </w:rPr>
+    </w:lvl>
+    <w:lvl w:ilvl="7">
+      <w:start w:val="1"/>
+      <w:numFmt w:val="bullet"/>
+      <w:lvlText w:val="○"/>
+      <w:lvlJc w:val="left"/>
+      <w:pPr>
+        <w:ind w:left="5760" w:hanging="360"/>
+      </w:pPr>
+      <w:rPr>
+        <w:u w:val="none"/>
+      </w:rPr>
+    </w:lvl>
+    <w:lvl w:ilvl="8">
+      <w:start w:val="1"/>
+      <w:numFmt w:val="bullet"/>
+      <w:lvlText w:val="■"/>
+      <w:lvlJc w:val="left"/>
+      <w:pPr>
+        <w:ind w:left="6480" w:hanging="360"/>
+      </w:pPr>
+      <w:rPr>
+        <w:u w:val="none"/>
+      </w:rPr>
+    </w:lvl>
+  </w:abstractNum>
+  <w:abstractNum w:abstractNumId="18">
+    <w:lvl w:ilvl="0">
+      <w:start w:val="1"/>
+      <w:numFmt w:val="bullet"/>
+      <w:lvlText w:val="●"/>
+      <w:lvlJc w:val="left"/>
+      <w:pPr>
+        <w:ind w:left="720" w:hanging="360"/>
+      </w:pPr>
+      <w:rPr>
+        <w:u w:val="none"/>
+      </w:rPr>
+    </w:lvl>
+    <w:lvl w:ilvl="1">
+      <w:start w:val="1"/>
+      <w:numFmt w:val="bullet"/>
+      <w:lvlText w:val="○"/>
+      <w:lvlJc w:val="left"/>
+      <w:pPr>
+        <w:ind w:left="1440" w:hanging="360"/>
+      </w:pPr>
+      <w:rPr>
+        <w:u w:val="none"/>
+      </w:rPr>
+    </w:lvl>
+    <w:lvl w:ilvl="2">
+      <w:start w:val="1"/>
+      <w:numFmt w:val="bullet"/>
+      <w:lvlText w:val="■"/>
+      <w:lvlJc w:val="left"/>
+      <w:pPr>
+        <w:ind w:left="2160" w:hanging="360"/>
+      </w:pPr>
+      <w:rPr>
+        <w:u w:val="none"/>
+      </w:rPr>
+    </w:lvl>
+    <w:lvl w:ilvl="3">
+      <w:start w:val="1"/>
+      <w:numFmt w:val="bullet"/>
+      <w:lvlText w:val="●"/>
+      <w:lvlJc w:val="left"/>
+      <w:pPr>
+        <w:ind w:left="2880" w:hanging="360"/>
+      </w:pPr>
+      <w:rPr>
+        <w:u w:val="none"/>
+      </w:rPr>
+    </w:lvl>
+    <w:lvl w:ilvl="4">
+      <w:start w:val="1"/>
+      <w:numFmt w:val="bullet"/>
+      <w:lvlText w:val="○"/>
+      <w:lvlJc w:val="left"/>
+      <w:pPr>
+        <w:ind w:left="3600" w:hanging="360"/>
+      </w:pPr>
+      <w:rPr>
+        <w:u w:val="none"/>
+      </w:rPr>
+    </w:lvl>
+    <w:lvl w:ilvl="5">
+      <w:start w:val="1"/>
+      <w:numFmt w:val="bullet"/>
+      <w:lvlText w:val="■"/>
+      <w:lvlJc w:val="left"/>
+      <w:pPr>
+        <w:ind w:left="4320" w:hanging="360"/>
+      </w:pPr>
+      <w:rPr>
+        <w:u w:val="none"/>
+      </w:rPr>
+    </w:lvl>
+    <w:lvl w:ilvl="6">
+      <w:start w:val="1"/>
+      <w:numFmt w:val="bullet"/>
+      <w:lvlText w:val="●"/>
+      <w:lvlJc w:val="left"/>
+      <w:pPr>
+        <w:ind w:left="5040" w:hanging="360"/>
+      </w:pPr>
+      <w:rPr>
+        <w:u w:val="none"/>
+      </w:rPr>
+    </w:lvl>
+    <w:lvl w:ilvl="7">
+      <w:start w:val="1"/>
+      <w:numFmt w:val="bullet"/>
+      <w:lvlText w:val="○"/>
+      <w:lvlJc w:val="left"/>
+      <w:pPr>
+        <w:ind w:left="5760" w:hanging="360"/>
+      </w:pPr>
+      <w:rPr>
+        <w:u w:val="none"/>
+      </w:rPr>
+    </w:lvl>
+    <w:lvl w:ilvl="8">
+      <w:start w:val="1"/>
+      <w:numFmt w:val="bullet"/>
+      <w:lvlText w:val="■"/>
+      <w:lvlJc w:val="left"/>
+      <w:pPr>
+        <w:ind w:left="6480" w:hanging="360"/>
+      </w:pPr>
+      <w:rPr>
+        <w:u w:val="none"/>
+      </w:rPr>
+    </w:lvl>
+  </w:abstractNum>
+  <w:abstractNum w:abstractNumId="19">
+    <w:lvl w:ilvl="0">
+      <w:start w:val="1"/>
+      <w:numFmt w:val="bullet"/>
+      <w:lvlText w:val="●"/>
+      <w:lvlJc w:val="left"/>
+      <w:pPr>
+        <w:ind w:left="720" w:hanging="360"/>
+      </w:pPr>
+      <w:rPr>
+        <w:u w:val="none"/>
+      </w:rPr>
+    </w:lvl>
+    <w:lvl w:ilvl="1">
+      <w:start w:val="1"/>
+      <w:numFmt w:val="bullet"/>
+      <w:lvlText w:val="●"/>
+      <w:lvlJc w:val="left"/>
+      <w:pPr>
+        <w:ind w:left="1440" w:hanging="360"/>
+      </w:pPr>
+      <w:rPr>
+        <w:u w:val="none"/>
+      </w:rPr>
+    </w:lvl>
+    <w:lvl w:ilvl="2">
+      <w:start w:val="1"/>
+      <w:numFmt w:val="bullet"/>
+      <w:lvlText w:val="●"/>
+      <w:lvlJc w:val="left"/>
+      <w:pPr>
+        <w:ind w:left="2160" w:hanging="360"/>
+      </w:pPr>
+      <w:rPr>
+        <w:u w:val="none"/>
+      </w:rPr>
+    </w:lvl>
+    <w:lvl w:ilvl="3">
+      <w:start w:val="1"/>
+      <w:numFmt w:val="bullet"/>
+      <w:lvlText w:val="●"/>
+      <w:lvlJc w:val="left"/>
+      <w:pPr>
+        <w:ind w:left="2880" w:hanging="360"/>
+      </w:pPr>
+      <w:rPr>
+        <w:u w:val="none"/>
+      </w:rPr>
+    </w:lvl>
+    <w:lvl w:ilvl="4">
+      <w:start w:val="1"/>
+      <w:numFmt w:val="bullet"/>
+      <w:lvlText w:val="●"/>
+      <w:lvlJc w:val="left"/>
+      <w:pPr>
+        <w:ind w:left="3600" w:hanging="360"/>
+      </w:pPr>
+      <w:rPr>
+        <w:u w:val="none"/>
+      </w:rPr>
+    </w:lvl>
+    <w:lvl w:ilvl="5">
+      <w:start w:val="1"/>
+      <w:numFmt w:val="bullet"/>
+      <w:lvlText w:val="●"/>
+      <w:lvlJc w:val="left"/>
+      <w:pPr>
+        <w:ind w:left="4320" w:hanging="360"/>
+      </w:pPr>
+      <w:rPr>
+        <w:u w:val="none"/>
+      </w:rPr>
+    </w:lvl>
+    <w:lvl w:ilvl="6">
+      <w:start w:val="1"/>
+      <w:numFmt w:val="bullet"/>
+      <w:lvlText w:val="●"/>
+      <w:lvlJc w:val="left"/>
+      <w:pPr>
+        <w:ind w:left="5040" w:hanging="360"/>
+      </w:pPr>
+      <w:rPr>
+        <w:u w:val="none"/>
+      </w:rPr>
+    </w:lvl>
+    <w:lvl w:ilvl="7">
+      <w:start w:val="1"/>
+      <w:numFmt w:val="bullet"/>
+      <w:lvlText w:val="●"/>
+      <w:lvlJc w:val="left"/>
+      <w:pPr>
+        <w:ind w:left="5760" w:hanging="360"/>
+      </w:pPr>
+      <w:rPr>
+        <w:u w:val="none"/>
+      </w:rPr>
+    </w:lvl>
+    <w:lvl w:ilvl="8">
+      <w:start w:val="1"/>
+      <w:numFmt w:val="bullet"/>
+      <w:lvlText w:val="●"/>
+      <w:lvlJc w:val="left"/>
+      <w:pPr>
+        <w:ind w:left="6480" w:hanging="360"/>
+      </w:pPr>
+      <w:rPr>
+        <w:u w:val="none"/>
+      </w:rPr>
+    </w:lvl>
+  </w:abstractNum>
+  <w:abstractNum w:abstractNumId="20">
     <w:lvl w:ilvl="0">
       <w:start w:val="1"/>
       <w:numFmt w:val="bullet"/>
@@ -4683,6 +6561,24 @@
   <w:num w:numId="14">
     <w:abstractNumId w:val="14"/>
   </w:num>
+  <w:num w:numId="15">
+    <w:abstractNumId w:val="15"/>
+  </w:num>
+  <w:num w:numId="16">
+    <w:abstractNumId w:val="16"/>
+  </w:num>
+  <w:num w:numId="17">
+    <w:abstractNumId w:val="17"/>
+  </w:num>
+  <w:num w:numId="18">
+    <w:abstractNumId w:val="18"/>
+  </w:num>
+  <w:num w:numId="19">
+    <w:abstractNumId w:val="19"/>
+  </w:num>
+  <w:num w:numId="20">
+    <w:abstractNumId w:val="20"/>
+  </w:num>
 </w:numbering>
 </file>
 
@@ -4707,7 +6603,7 @@
     <w:name w:val="normal"/>
   </w:style>
   <w:style w:type="table" w:styleId="TableNormal" w:default="1">
-    <w:name w:val="Table Normal"/>
+    <w:name w:val="TableNormal"/>
   </w:style>
   <w:style w:type="paragraph" w:styleId="Heading1">
     <w:name w:val="heading 1"/>
